--- a/docs/template_invoice_veng.docx
+++ b/docs/template_invoice_veng.docx
@@ -50,39 +50,7 @@
                 <w:rFonts w:ascii="Arial" w:eastAsia="Arial" w:hAnsi="Arial" w:cs="Arial"/>
                 <w:sz w:val="18"/>
               </w:rPr>
-              <w:t>ООО "</w:t>
-            </w:r>
-            <w:proofErr w:type="spellStart"/>
-            <w:r>
-              <w:rPr>
-                <w:rFonts w:ascii="Arial" w:eastAsia="Arial" w:hAnsi="Arial" w:cs="Arial"/>
-                <w:sz w:val="18"/>
-              </w:rPr>
-              <w:t>Банк</w:t>
-            </w:r>
-            <w:proofErr w:type="spellEnd"/>
-            <w:r>
-              <w:rPr>
-                <w:rFonts w:ascii="Arial" w:eastAsia="Arial" w:hAnsi="Arial" w:cs="Arial"/>
-                <w:sz w:val="18"/>
-              </w:rPr>
-              <w:t xml:space="preserve"> </w:t>
-            </w:r>
-            <w:proofErr w:type="spellStart"/>
-            <w:r>
-              <w:rPr>
-                <w:rFonts w:ascii="Arial" w:eastAsia="Arial" w:hAnsi="Arial" w:cs="Arial"/>
-                <w:sz w:val="18"/>
-              </w:rPr>
-              <w:t>Точка</w:t>
-            </w:r>
-            <w:proofErr w:type="spellEnd"/>
-            <w:r>
-              <w:rPr>
-                <w:rFonts w:ascii="Arial" w:eastAsia="Arial" w:hAnsi="Arial" w:cs="Arial"/>
-                <w:sz w:val="18"/>
-              </w:rPr>
-              <w:t>"</w:t>
+              <w:t>ООО "Банк Точка"</w:t>
             </w:r>
             <w:r>
               <w:rPr>
@@ -252,21 +220,12 @@
               <w:spacing w:after="0" w:line="259" w:lineRule="auto"/>
               <w:ind w:left="15" w:firstLine="0"/>
             </w:pPr>
-            <w:proofErr w:type="spellStart"/>
             <w:r>
               <w:rPr>
                 <w:rFonts w:ascii="Arial" w:eastAsia="Arial" w:hAnsi="Arial" w:cs="Arial"/>
                 <w:sz w:val="14"/>
               </w:rPr>
-              <w:t>Сч</w:t>
-            </w:r>
-            <w:proofErr w:type="spellEnd"/>
-            <w:r>
-              <w:rPr>
-                <w:rFonts w:ascii="Arial" w:eastAsia="Arial" w:hAnsi="Arial" w:cs="Arial"/>
-                <w:sz w:val="14"/>
-              </w:rPr>
-              <w:t xml:space="preserve">. № </w:t>
+              <w:t xml:space="preserve">Сч. № </w:t>
             </w:r>
           </w:p>
         </w:tc>
@@ -315,37 +274,12 @@
               <w:spacing w:after="0" w:line="259" w:lineRule="auto"/>
               <w:ind w:left="15" w:firstLine="0"/>
             </w:pPr>
-            <w:proofErr w:type="spellStart"/>
             <w:r>
               <w:rPr>
                 <w:rFonts w:ascii="Arial" w:eastAsia="Arial" w:hAnsi="Arial" w:cs="Arial"/>
                 <w:sz w:val="14"/>
               </w:rPr>
-              <w:t>Банк</w:t>
-            </w:r>
-            <w:proofErr w:type="spellEnd"/>
-            <w:r>
-              <w:rPr>
-                <w:rFonts w:ascii="Arial" w:eastAsia="Arial" w:hAnsi="Arial" w:cs="Arial"/>
-                <w:sz w:val="14"/>
-              </w:rPr>
-              <w:t xml:space="preserve"> </w:t>
-            </w:r>
-            <w:proofErr w:type="spellStart"/>
-            <w:r>
-              <w:rPr>
-                <w:rFonts w:ascii="Arial" w:eastAsia="Arial" w:hAnsi="Arial" w:cs="Arial"/>
-                <w:sz w:val="14"/>
-              </w:rPr>
-              <w:t>получателя</w:t>
-            </w:r>
-            <w:proofErr w:type="spellEnd"/>
-            <w:r>
-              <w:rPr>
-                <w:rFonts w:ascii="Arial" w:eastAsia="Arial" w:hAnsi="Arial" w:cs="Arial"/>
-                <w:sz w:val="14"/>
-              </w:rPr>
-              <w:t xml:space="preserve">  </w:t>
+              <w:t xml:space="preserve">Банк получателя  </w:t>
             </w:r>
           </w:p>
         </w:tc>
@@ -536,21 +470,12 @@
               <w:spacing w:after="0" w:line="259" w:lineRule="auto"/>
               <w:ind w:left="15" w:firstLine="0"/>
             </w:pPr>
-            <w:proofErr w:type="spellStart"/>
             <w:r>
               <w:rPr>
                 <w:rFonts w:ascii="Arial" w:eastAsia="Arial" w:hAnsi="Arial" w:cs="Arial"/>
                 <w:sz w:val="14"/>
               </w:rPr>
-              <w:t>Сч</w:t>
-            </w:r>
-            <w:proofErr w:type="spellEnd"/>
-            <w:r>
-              <w:rPr>
-                <w:rFonts w:ascii="Arial" w:eastAsia="Arial" w:hAnsi="Arial" w:cs="Arial"/>
-                <w:sz w:val="14"/>
-              </w:rPr>
-              <w:t xml:space="preserve">. № </w:t>
+              <w:t xml:space="preserve">Сч. № </w:t>
             </w:r>
           </w:p>
         </w:tc>
@@ -715,21 +640,12 @@
               <w:spacing w:after="0" w:line="259" w:lineRule="auto"/>
               <w:ind w:left="15" w:firstLine="0"/>
             </w:pPr>
-            <w:proofErr w:type="spellStart"/>
             <w:r>
               <w:rPr>
                 <w:rFonts w:ascii="Arial" w:eastAsia="Arial" w:hAnsi="Arial" w:cs="Arial"/>
                 <w:sz w:val="14"/>
               </w:rPr>
-              <w:t>Получатель</w:t>
-            </w:r>
-            <w:proofErr w:type="spellEnd"/>
-            <w:r>
-              <w:rPr>
-                <w:rFonts w:ascii="Arial" w:eastAsia="Arial" w:hAnsi="Arial" w:cs="Arial"/>
-                <w:sz w:val="14"/>
-              </w:rPr>
-              <w:t xml:space="preserve"> </w:t>
+              <w:t xml:space="preserve">Получатель </w:t>
             </w:r>
           </w:p>
         </w:tc>
@@ -934,7 +850,6 @@
         </w:rPr>
         <w:t xml:space="preserve"> (</w:t>
       </w:r>
-      <w:proofErr w:type="spellStart"/>
       <w:r>
         <w:rPr>
           <w:b/>
@@ -942,7 +857,6 @@
         </w:rPr>
         <w:t>PoddonPorject</w:t>
       </w:r>
-      <w:proofErr w:type="spellEnd"/>
       <w:r>
         <w:rPr>
           <w:b/>
@@ -1031,7 +945,6 @@
         </w:rPr>
         <w:t xml:space="preserve"> </w:t>
       </w:r>
-      <w:proofErr w:type="gramStart"/>
       <w:r>
         <w:rPr>
           <w:b/>
@@ -1048,7 +961,6 @@
         </w:rPr>
         <w:t>number</w:t>
       </w:r>
-      <w:proofErr w:type="gramEnd"/>
       <w:r>
         <w:rPr>
           <w:b/>
@@ -1073,7 +985,6 @@
         </w:rPr>
         <w:t xml:space="preserve">от </w:t>
       </w:r>
-      <w:proofErr w:type="gramStart"/>
       <w:r>
         <w:rPr>
           <w:rFonts w:ascii="Arial" w:eastAsia="Arial" w:hAnsi="Arial" w:cs="Arial"/>
@@ -1092,7 +1003,6 @@
         </w:rPr>
         <w:t>date</w:t>
       </w:r>
-      <w:proofErr w:type="gramEnd"/>
       <w:r>
         <w:rPr>
           <w:rFonts w:ascii="Arial" w:eastAsia="Arial" w:hAnsi="Arial" w:cs="Arial"/>
@@ -1102,7 +1012,6 @@
         </w:rPr>
         <w:t>_</w:t>
       </w:r>
-      <w:proofErr w:type="gramStart"/>
       <w:r>
         <w:rPr>
           <w:rFonts w:ascii="Arial" w:eastAsia="Arial" w:hAnsi="Arial" w:cs="Arial"/>
@@ -1119,17 +1028,7 @@
           <w:sz w:val="24"/>
           <w:lang w:val="ru-RU"/>
         </w:rPr>
-        <w:t xml:space="preserve"> }</w:t>
-      </w:r>
-      <w:proofErr w:type="gramEnd"/>
-      <w:r>
-        <w:rPr>
-          <w:rFonts w:ascii="Arial" w:eastAsia="Arial" w:hAnsi="Arial" w:cs="Arial"/>
-          <w:b/>
-          <w:sz w:val="24"/>
-          <w:lang w:val="ru-RU"/>
-        </w:rPr>
-        <w:t>}</w:t>
+        <w:t xml:space="preserve"> }}</w:t>
       </w:r>
       <w:r>
         <w:rPr>
@@ -1256,7 +1155,6 @@
         </w:rPr>
         <w:t xml:space="preserve"> </w:t>
       </w:r>
-      <w:proofErr w:type="gramStart"/>
       <w:r>
         <w:rPr>
           <w:rFonts w:asciiTheme="minorHAnsi" w:hAnsiTheme="minorHAnsi"/>
@@ -1275,7 +1173,6 @@
         </w:rPr>
         <w:t>client</w:t>
       </w:r>
-      <w:proofErr w:type="gramEnd"/>
       <w:r>
         <w:rPr>
           <w:rFonts w:asciiTheme="minorHAnsi" w:hAnsiTheme="minorHAnsi"/>
@@ -1283,17 +1180,7 @@
           <w:szCs w:val="28"/>
           <w:lang w:val="ru-RU"/>
         </w:rPr>
-        <w:t xml:space="preserve"> }}, </w:t>
-      </w:r>
-      <w:proofErr w:type="gramStart"/>
-      <w:r>
-        <w:rPr>
-          <w:rFonts w:asciiTheme="minorHAnsi" w:hAnsiTheme="minorHAnsi"/>
-          <w:sz w:val="28"/>
-          <w:szCs w:val="28"/>
-          <w:lang w:val="ru-RU"/>
-        </w:rPr>
-        <w:t xml:space="preserve">{{ </w:t>
+        <w:t xml:space="preserve"> }}, {{ </w:t>
       </w:r>
       <w:r>
         <w:rPr>
@@ -1304,7 +1191,6 @@
         </w:rPr>
         <w:t>phone</w:t>
       </w:r>
-      <w:proofErr w:type="gramEnd"/>
       <w:r>
         <w:rPr>
           <w:rFonts w:asciiTheme="minorHAnsi" w:hAnsiTheme="minorHAnsi"/>
@@ -1405,21 +1291,12 @@
               <w:spacing w:after="0" w:line="259" w:lineRule="auto"/>
               <w:ind w:left="8" w:firstLine="0"/>
             </w:pPr>
-            <w:proofErr w:type="spellStart"/>
             <w:r>
               <w:rPr>
                 <w:rFonts w:ascii="Segoe UI" w:eastAsia="Segoe UI" w:hAnsi="Segoe UI" w:cs="Segoe UI"/>
                 <w:sz w:val="20"/>
               </w:rPr>
-              <w:t>Наименование</w:t>
-            </w:r>
-            <w:proofErr w:type="spellEnd"/>
-            <w:r>
-              <w:rPr>
-                <w:rFonts w:ascii="Segoe UI" w:eastAsia="Segoe UI" w:hAnsi="Segoe UI" w:cs="Segoe UI"/>
-                <w:sz w:val="20"/>
-              </w:rPr>
-              <w:t xml:space="preserve"> </w:t>
+              <w:t xml:space="preserve">Наименование </w:t>
             </w:r>
           </w:p>
         </w:tc>
@@ -1438,19 +1315,11 @@
               <w:spacing w:after="0" w:line="259" w:lineRule="auto"/>
               <w:ind w:left="0" w:firstLine="0"/>
             </w:pPr>
-            <w:proofErr w:type="spellStart"/>
             <w:r>
               <w:rPr>
                 <w:sz w:val="20"/>
               </w:rPr>
-              <w:t>Шт</w:t>
-            </w:r>
-            <w:proofErr w:type="spellEnd"/>
-            <w:r>
-              <w:rPr>
-                <w:sz w:val="20"/>
-              </w:rPr>
-              <w:t xml:space="preserve">. </w:t>
+              <w:t xml:space="preserve">Шт. </w:t>
             </w:r>
           </w:p>
         </w:tc>
@@ -1469,47 +1338,11 @@
               <w:spacing w:after="0" w:line="259" w:lineRule="auto"/>
               <w:ind w:left="2" w:firstLine="0"/>
             </w:pPr>
-            <w:proofErr w:type="spellStart"/>
             <w:r>
               <w:rPr>
                 <w:sz w:val="20"/>
               </w:rPr>
-              <w:t>Цена</w:t>
-            </w:r>
-            <w:proofErr w:type="spellEnd"/>
-            <w:r>
-              <w:rPr>
-                <w:sz w:val="20"/>
-              </w:rPr>
-              <w:t xml:space="preserve"> </w:t>
-            </w:r>
-            <w:proofErr w:type="spellStart"/>
-            <w:r>
-              <w:rPr>
-                <w:sz w:val="20"/>
-              </w:rPr>
-              <w:t>за</w:t>
-            </w:r>
-            <w:proofErr w:type="spellEnd"/>
-            <w:r>
-              <w:rPr>
-                <w:sz w:val="20"/>
-              </w:rPr>
-              <w:t xml:space="preserve"> </w:t>
-            </w:r>
-            <w:proofErr w:type="spellStart"/>
-            <w:r>
-              <w:rPr>
-                <w:sz w:val="20"/>
-              </w:rPr>
-              <w:t>Шт</w:t>
-            </w:r>
-            <w:proofErr w:type="spellEnd"/>
-            <w:r>
-              <w:rPr>
-                <w:sz w:val="20"/>
-              </w:rPr>
-              <w:t xml:space="preserve">. </w:t>
+              <w:t xml:space="preserve">Цена за Шт. </w:t>
             </w:r>
           </w:p>
         </w:tc>
@@ -1528,19 +1361,11 @@
               <w:spacing w:after="0" w:line="259" w:lineRule="auto"/>
               <w:ind w:left="2" w:firstLine="0"/>
             </w:pPr>
-            <w:proofErr w:type="spellStart"/>
             <w:r>
               <w:rPr>
                 <w:sz w:val="20"/>
               </w:rPr>
-              <w:t>Сумма</w:t>
-            </w:r>
-            <w:proofErr w:type="spellEnd"/>
-            <w:r>
-              <w:rPr>
-                <w:sz w:val="20"/>
-              </w:rPr>
-              <w:t xml:space="preserve"> </w:t>
+              <w:t xml:space="preserve">Сумма </w:t>
             </w:r>
           </w:p>
         </w:tc>
@@ -1573,23 +1398,7 @@
                 <w:sz w:val="20"/>
                 <w:szCs w:val="20"/>
               </w:rPr>
-              <w:t xml:space="preserve">{% for item in items </w:t>
-            </w:r>
-            <w:proofErr w:type="gramStart"/>
-            <w:r>
-              <w:rPr>
-                <w:sz w:val="20"/>
-                <w:szCs w:val="20"/>
-              </w:rPr>
-              <w:t>%}{{ item.name</w:t>
-            </w:r>
-            <w:proofErr w:type="gramEnd"/>
-            <w:r>
-              <w:rPr>
-                <w:sz w:val="20"/>
-                <w:szCs w:val="20"/>
-              </w:rPr>
-              <w:t xml:space="preserve"> }}</w:t>
+              <w:t>{% for item in items %}{{ item.name }}</w:t>
             </w:r>
           </w:p>
           <w:p>
@@ -1602,84 +1411,41 @@
                 <w:lang w:val="ru-RU"/>
               </w:rPr>
             </w:pPr>
-            <w:proofErr w:type="gramStart"/>
             <w:r>
               <w:rPr>
                 <w:sz w:val="20"/>
                 <w:szCs w:val="20"/>
               </w:rPr>
-              <w:t xml:space="preserve">{{ </w:t>
-            </w:r>
-            <w:proofErr w:type="spellStart"/>
-            <w:r>
+              <w:t>{{ item.desc }}</w:t>
+            </w:r>
+          </w:p>
+        </w:tc>
+        <w:tc>
+          <w:tcPr>
+            <w:tcW w:w="910" w:type="dxa"/>
+            <w:tcBorders>
+              <w:top w:val="single" w:sz="6" w:space="0" w:color="000000"/>
+              <w:left w:val="single" w:sz="6" w:space="0" w:color="000000"/>
+              <w:bottom w:val="single" w:sz="6" w:space="0" w:color="000000"/>
+              <w:right w:val="single" w:sz="6" w:space="0" w:color="000000"/>
+            </w:tcBorders>
+            <w:vAlign w:val="center"/>
+          </w:tcPr>
+          <w:p>
+            <w:pPr>
+              <w:spacing w:after="0" w:line="259" w:lineRule="auto"/>
+              <w:ind w:left="0" w:firstLine="0"/>
               <w:rPr>
                 <w:sz w:val="20"/>
                 <w:szCs w:val="20"/>
               </w:rPr>
-              <w:t>item</w:t>
-            </w:r>
-            <w:proofErr w:type="gramEnd"/>
+            </w:pPr>
             <w:r>
               <w:rPr>
                 <w:sz w:val="20"/>
                 <w:szCs w:val="20"/>
               </w:rPr>
-              <w:t>.desc</w:t>
-            </w:r>
-            <w:proofErr w:type="spellEnd"/>
-            <w:r>
-              <w:rPr>
-                <w:sz w:val="20"/>
-                <w:szCs w:val="20"/>
-              </w:rPr>
-              <w:t xml:space="preserve"> }}</w:t>
-            </w:r>
-          </w:p>
-        </w:tc>
-        <w:tc>
-          <w:tcPr>
-            <w:tcW w:w="910" w:type="dxa"/>
-            <w:tcBorders>
-              <w:top w:val="single" w:sz="6" w:space="0" w:color="000000"/>
-              <w:left w:val="single" w:sz="6" w:space="0" w:color="000000"/>
-              <w:bottom w:val="single" w:sz="6" w:space="0" w:color="000000"/>
-              <w:right w:val="single" w:sz="6" w:space="0" w:color="000000"/>
-            </w:tcBorders>
-            <w:vAlign w:val="center"/>
-          </w:tcPr>
-          <w:p>
-            <w:pPr>
-              <w:spacing w:after="0" w:line="259" w:lineRule="auto"/>
-              <w:ind w:left="0" w:firstLine="0"/>
-              <w:rPr>
-                <w:sz w:val="20"/>
-                <w:szCs w:val="20"/>
-              </w:rPr>
-            </w:pPr>
-            <w:proofErr w:type="gramStart"/>
-            <w:r>
-              <w:rPr>
-                <w:sz w:val="20"/>
-                <w:szCs w:val="20"/>
-              </w:rPr>
-              <w:t xml:space="preserve">{{ </w:t>
-            </w:r>
-            <w:proofErr w:type="spellStart"/>
-            <w:r>
-              <w:rPr>
-                <w:sz w:val="20"/>
-                <w:szCs w:val="20"/>
-              </w:rPr>
-              <w:t>item.qty</w:t>
-            </w:r>
-            <w:proofErr w:type="spellEnd"/>
-            <w:proofErr w:type="gramEnd"/>
-            <w:r>
-              <w:rPr>
-                <w:sz w:val="20"/>
-                <w:szCs w:val="20"/>
-              </w:rPr>
-              <w:t xml:space="preserve"> }}</w:t>
+              <w:t>{{ item.qty }}</w:t>
             </w:r>
             <w:r>
               <w:rPr>
@@ -1711,91 +1477,41 @@
                 <w:lang w:val="ru-RU"/>
               </w:rPr>
             </w:pPr>
-            <w:proofErr w:type="gramStart"/>
             <w:r>
               <w:rPr>
                 <w:sz w:val="20"/>
                 <w:szCs w:val="20"/>
               </w:rPr>
-              <w:t xml:space="preserve">{{ </w:t>
-            </w:r>
-            <w:proofErr w:type="spellStart"/>
-            <w:r>
+              <w:t>{{ item.price }}</w:t>
+            </w:r>
+          </w:p>
+        </w:tc>
+        <w:tc>
+          <w:tcPr>
+            <w:tcW w:w="1293" w:type="dxa"/>
+            <w:tcBorders>
+              <w:top w:val="single" w:sz="6" w:space="0" w:color="000000"/>
+              <w:left w:val="single" w:sz="6" w:space="0" w:color="000000"/>
+              <w:bottom w:val="single" w:sz="6" w:space="0" w:color="000000"/>
+              <w:right w:val="single" w:sz="6" w:space="0" w:color="000000"/>
+            </w:tcBorders>
+            <w:vAlign w:val="bottom"/>
+          </w:tcPr>
+          <w:p>
+            <w:pPr>
+              <w:spacing w:after="160" w:line="259" w:lineRule="auto"/>
+              <w:ind w:left="0" w:firstLine="0"/>
               <w:rPr>
                 <w:sz w:val="20"/>
                 <w:szCs w:val="20"/>
               </w:rPr>
-              <w:t>item</w:t>
-            </w:r>
-            <w:proofErr w:type="gramEnd"/>
+            </w:pPr>
             <w:r>
               <w:rPr>
                 <w:sz w:val="20"/>
                 <w:szCs w:val="20"/>
               </w:rPr>
-              <w:t>.price</w:t>
-            </w:r>
-            <w:proofErr w:type="spellEnd"/>
-            <w:r>
-              <w:rPr>
-                <w:sz w:val="20"/>
-                <w:szCs w:val="20"/>
-              </w:rPr>
-              <w:t xml:space="preserve"> }}</w:t>
-            </w:r>
-          </w:p>
-        </w:tc>
-        <w:tc>
-          <w:tcPr>
-            <w:tcW w:w="1293" w:type="dxa"/>
-            <w:tcBorders>
-              <w:top w:val="single" w:sz="6" w:space="0" w:color="000000"/>
-              <w:left w:val="single" w:sz="6" w:space="0" w:color="000000"/>
-              <w:bottom w:val="single" w:sz="6" w:space="0" w:color="000000"/>
-              <w:right w:val="single" w:sz="6" w:space="0" w:color="000000"/>
-            </w:tcBorders>
-            <w:vAlign w:val="bottom"/>
-          </w:tcPr>
-          <w:p>
-            <w:pPr>
-              <w:spacing w:after="160" w:line="259" w:lineRule="auto"/>
-              <w:ind w:left="0" w:firstLine="0"/>
-              <w:rPr>
-                <w:sz w:val="20"/>
-                <w:szCs w:val="20"/>
-              </w:rPr>
-            </w:pPr>
-            <w:proofErr w:type="gramStart"/>
-            <w:r>
-              <w:rPr>
-                <w:sz w:val="20"/>
-                <w:szCs w:val="20"/>
-              </w:rPr>
-              <w:t xml:space="preserve">{{ </w:t>
-            </w:r>
-            <w:proofErr w:type="spellStart"/>
-            <w:r>
-              <w:rPr>
-                <w:sz w:val="20"/>
-                <w:szCs w:val="20"/>
-              </w:rPr>
-              <w:t>item</w:t>
-            </w:r>
-            <w:proofErr w:type="gramEnd"/>
-            <w:r>
-              <w:rPr>
-                <w:sz w:val="20"/>
-                <w:szCs w:val="20"/>
-              </w:rPr>
-              <w:t>.total</w:t>
-            </w:r>
-            <w:proofErr w:type="spellEnd"/>
-            <w:r>
-              <w:rPr>
-                <w:sz w:val="20"/>
-                <w:szCs w:val="20"/>
-              </w:rPr>
-              <w:t xml:space="preserve"> }}</w:t>
+              <w:t>{{ item.total }}</w:t>
             </w:r>
           </w:p>
         </w:tc>
@@ -1832,7 +1548,6 @@
               </w:rPr>
               <w:t xml:space="preserve">{% </w:t>
             </w:r>
-            <w:proofErr w:type="spellStart"/>
             <w:r>
               <w:rPr>
                 <w:sz w:val="20"/>
@@ -1840,141 +1555,141 @@
               </w:rPr>
               <w:t>endfor</w:t>
             </w:r>
-            <w:proofErr w:type="spellEnd"/>
             <w:r>
               <w:rPr>
                 <w:sz w:val="20"/>
                 <w:szCs w:val="20"/>
                 <w:lang w:val="ru-RU"/>
               </w:rPr>
+              <w:t xml:space="preserve"> %}</w:t>
+            </w:r>
+            <w:r>
+              <w:rPr>
+                <w:sz w:val="23"/>
+                <w:lang w:val="ru-RU"/>
+              </w:rPr>
+              <w:t xml:space="preserve">Срок изготовления: </w:t>
+            </w:r>
+            <w:r>
+              <w:rPr>
+                <w:sz w:val="23"/>
+                <w:lang w:val="ru-RU"/>
+              </w:rPr>
+              <w:t xml:space="preserve">{{ </w:t>
+            </w:r>
+            <w:r>
+              <w:rPr>
+                <w:sz w:val="23"/>
+                <w:lang w:val="en-GB"/>
+              </w:rPr>
+              <w:t>production</w:t>
+            </w:r>
+            <w:r>
+              <w:rPr>
+                <w:sz w:val="23"/>
+                <w:lang w:val="ru-RU"/>
+              </w:rPr>
+              <w:t>_</w:t>
+            </w:r>
+            <w:r>
+              <w:rPr>
+                <w:sz w:val="23"/>
+                <w:lang w:val="en-GB"/>
+              </w:rPr>
+              <w:t>dates</w:t>
+            </w:r>
+            <w:r>
+              <w:rPr>
+                <w:sz w:val="23"/>
+                <w:lang w:val="ru-RU"/>
+              </w:rPr>
+              <w:t xml:space="preserve"> }} </w:t>
+            </w:r>
+            <w:r>
+              <w:rPr>
+                <w:sz w:val="23"/>
+                <w:lang w:val="ru-RU"/>
+              </w:rPr>
+              <w:t>с момента поступления предоплаты</w:t>
+            </w:r>
+            <w:r>
+              <w:rPr>
+                <w:sz w:val="23"/>
+                <w:lang w:val="ru-RU"/>
+              </w:rPr>
+              <w:t xml:space="preserve"> и согласования макета</w:t>
+            </w:r>
+            <w:r>
+              <w:rPr>
+                <w:sz w:val="23"/>
+                <w:lang w:val="ru-RU"/>
+              </w:rPr>
+              <w:t xml:space="preserve">.  </w:t>
+            </w:r>
+            <w:r>
+              <w:rPr>
+                <w:sz w:val="20"/>
+                <w:lang w:val="ru-RU"/>
+              </w:rPr>
               <w:t xml:space="preserve"> </w:t>
             </w:r>
-            <w:proofErr w:type="gramStart"/>
-            <w:r>
+          </w:p>
+        </w:tc>
+        <w:tc>
+          <w:tcPr>
+            <w:tcW w:w="910" w:type="dxa"/>
+            <w:tcBorders>
+              <w:top w:val="single" w:sz="6" w:space="0" w:color="000000"/>
+              <w:left w:val="single" w:sz="6" w:space="0" w:color="000000"/>
+              <w:bottom w:val="single" w:sz="6" w:space="0" w:color="000000"/>
+              <w:right w:val="single" w:sz="6" w:space="0" w:color="000000"/>
+            </w:tcBorders>
+            <w:vAlign w:val="center"/>
+          </w:tcPr>
+          <w:p>
+            <w:pPr>
+              <w:spacing w:after="0" w:line="259" w:lineRule="auto"/>
+              <w:ind w:left="0" w:firstLine="0"/>
               <w:rPr>
                 <w:sz w:val="20"/>
                 <w:szCs w:val="20"/>
                 <w:lang w:val="ru-RU"/>
               </w:rPr>
-              <w:t>%}</w:t>
-            </w:r>
-            <w:r>
-              <w:rPr>
-                <w:sz w:val="23"/>
-                <w:lang w:val="ru-RU"/>
-              </w:rPr>
-              <w:t>Срок</w:t>
-            </w:r>
-            <w:proofErr w:type="gramEnd"/>
-            <w:r>
-              <w:rPr>
-                <w:sz w:val="23"/>
-                <w:lang w:val="ru-RU"/>
-              </w:rPr>
-              <w:t xml:space="preserve"> изготовления: </w:t>
-            </w:r>
-            <w:proofErr w:type="gramStart"/>
-            <w:r>
-              <w:rPr>
-                <w:sz w:val="23"/>
-                <w:lang w:val="ru-RU"/>
-              </w:rPr>
-              <w:t xml:space="preserve">{{ </w:t>
-            </w:r>
-            <w:r>
-              <w:rPr>
-                <w:sz w:val="23"/>
-                <w:lang w:val="en-GB"/>
-              </w:rPr>
-              <w:t>production</w:t>
-            </w:r>
-            <w:proofErr w:type="gramEnd"/>
-            <w:r>
-              <w:rPr>
-                <w:sz w:val="23"/>
-                <w:lang w:val="ru-RU"/>
-              </w:rPr>
-              <w:t>_</w:t>
-            </w:r>
-            <w:proofErr w:type="gramStart"/>
-            <w:r>
-              <w:rPr>
-                <w:sz w:val="23"/>
-                <w:lang w:val="en-GB"/>
-              </w:rPr>
-              <w:t>dates</w:t>
-            </w:r>
-            <w:r>
-              <w:rPr>
-                <w:sz w:val="23"/>
-                <w:lang w:val="ru-RU"/>
-              </w:rPr>
-              <w:t xml:space="preserve"> }</w:t>
-            </w:r>
-            <w:proofErr w:type="gramEnd"/>
-            <w:r>
-              <w:rPr>
-                <w:sz w:val="23"/>
-                <w:lang w:val="ru-RU"/>
-              </w:rPr>
-              <w:t xml:space="preserve">} </w:t>
-            </w:r>
-            <w:r>
-              <w:rPr>
-                <w:sz w:val="23"/>
-                <w:lang w:val="ru-RU"/>
-              </w:rPr>
-              <w:t>рабочих дней с момента поступления предоплаты</w:t>
-            </w:r>
-            <w:r>
-              <w:rPr>
-                <w:sz w:val="23"/>
-                <w:lang w:val="ru-RU"/>
-              </w:rPr>
-              <w:t xml:space="preserve"> и согласования макета</w:t>
-            </w:r>
-            <w:r>
-              <w:rPr>
-                <w:sz w:val="23"/>
-                <w:lang w:val="ru-RU"/>
-              </w:rPr>
-              <w:t xml:space="preserve">.  </w:t>
-            </w:r>
-            <w:r>
-              <w:rPr>
-                <w:sz w:val="20"/>
-                <w:lang w:val="ru-RU"/>
-              </w:rPr>
-              <w:t xml:space="preserve"> </w:t>
-            </w:r>
-          </w:p>
-        </w:tc>
-        <w:tc>
-          <w:tcPr>
-            <w:tcW w:w="910" w:type="dxa"/>
+            </w:pPr>
+          </w:p>
+        </w:tc>
+        <w:tc>
+          <w:tcPr>
+            <w:tcW w:w="1405" w:type="dxa"/>
             <w:tcBorders>
               <w:top w:val="single" w:sz="6" w:space="0" w:color="000000"/>
               <w:left w:val="single" w:sz="6" w:space="0" w:color="000000"/>
               <w:bottom w:val="single" w:sz="6" w:space="0" w:color="000000"/>
               <w:right w:val="single" w:sz="6" w:space="0" w:color="000000"/>
             </w:tcBorders>
-            <w:vAlign w:val="center"/>
+            <w:vAlign w:val="bottom"/>
           </w:tcPr>
           <w:p>
             <w:pPr>
               <w:spacing w:after="0" w:line="259" w:lineRule="auto"/>
-              <w:ind w:left="0" w:firstLine="0"/>
+              <w:ind w:left="2" w:firstLine="0"/>
               <w:rPr>
                 <w:sz w:val="20"/>
                 <w:szCs w:val="20"/>
                 <w:lang w:val="ru-RU"/>
               </w:rPr>
             </w:pPr>
-          </w:p>
-        </w:tc>
-        <w:tc>
-          <w:tcPr>
-            <w:tcW w:w="1405" w:type="dxa"/>
+            <w:r>
+              <w:rPr>
+                <w:sz w:val="20"/>
+              </w:rPr>
+              <w:t>Итого:</w:t>
+            </w:r>
+          </w:p>
+        </w:tc>
+        <w:tc>
+          <w:tcPr>
+            <w:tcW w:w="1293" w:type="dxa"/>
             <w:tcBorders>
               <w:top w:val="single" w:sz="6" w:space="0" w:color="000000"/>
               <w:left w:val="single" w:sz="6" w:space="0" w:color="000000"/>
@@ -1985,82 +1700,20 @@
           </w:tcPr>
           <w:p>
             <w:pPr>
-              <w:spacing w:after="0" w:line="259" w:lineRule="auto"/>
-              <w:ind w:left="2" w:firstLine="0"/>
+              <w:spacing w:after="160" w:line="259" w:lineRule="auto"/>
+              <w:ind w:left="0" w:firstLine="0"/>
               <w:rPr>
                 <w:sz w:val="20"/>
                 <w:szCs w:val="20"/>
                 <w:lang w:val="ru-RU"/>
               </w:rPr>
             </w:pPr>
-            <w:proofErr w:type="spellStart"/>
-            <w:r>
-              <w:rPr>
-                <w:sz w:val="20"/>
-              </w:rPr>
-              <w:t>Итого</w:t>
-            </w:r>
-            <w:proofErr w:type="spellEnd"/>
-            <w:r>
-              <w:rPr>
-                <w:sz w:val="20"/>
-              </w:rPr>
-              <w:t>:</w:t>
-            </w:r>
-          </w:p>
-        </w:tc>
-        <w:tc>
-          <w:tcPr>
-            <w:tcW w:w="1293" w:type="dxa"/>
-            <w:tcBorders>
-              <w:top w:val="single" w:sz="6" w:space="0" w:color="000000"/>
-              <w:left w:val="single" w:sz="6" w:space="0" w:color="000000"/>
-              <w:bottom w:val="single" w:sz="6" w:space="0" w:color="000000"/>
-              <w:right w:val="single" w:sz="6" w:space="0" w:color="000000"/>
-            </w:tcBorders>
-            <w:vAlign w:val="bottom"/>
-          </w:tcPr>
-          <w:p>
-            <w:pPr>
-              <w:spacing w:after="160" w:line="259" w:lineRule="auto"/>
-              <w:ind w:left="0" w:firstLine="0"/>
-              <w:rPr>
-                <w:sz w:val="20"/>
-                <w:szCs w:val="20"/>
-                <w:lang w:val="ru-RU"/>
-              </w:rPr>
-            </w:pPr>
-            <w:proofErr w:type="gramStart"/>
             <w:r>
               <w:rPr>
                 <w:sz w:val="22"/>
                 <w:szCs w:val="22"/>
               </w:rPr>
-              <w:t xml:space="preserve">{{ </w:t>
-            </w:r>
-            <w:proofErr w:type="spellStart"/>
-            <w:r>
-              <w:rPr>
-                <w:sz w:val="22"/>
-                <w:szCs w:val="22"/>
-              </w:rPr>
-              <w:t>total</w:t>
-            </w:r>
-            <w:proofErr w:type="gramEnd"/>
-            <w:r>
-              <w:rPr>
-                <w:sz w:val="22"/>
-                <w:szCs w:val="22"/>
-              </w:rPr>
-              <w:t>_sum</w:t>
-            </w:r>
-            <w:proofErr w:type="spellEnd"/>
-            <w:r>
-              <w:rPr>
-                <w:sz w:val="22"/>
-                <w:szCs w:val="22"/>
-              </w:rPr>
-              <w:t xml:space="preserve"> }}</w:t>
+              <w:t>{{ total_sum }}</w:t>
             </w:r>
           </w:p>
         </w:tc>
@@ -2087,19 +1740,11 @@
                 <w:lang w:val="ru-RU"/>
               </w:rPr>
             </w:pPr>
-            <w:proofErr w:type="spellStart"/>
             <w:r>
               <w:rPr>
                 <w:sz w:val="20"/>
               </w:rPr>
-              <w:t>Предоплата</w:t>
-            </w:r>
-            <w:proofErr w:type="spellEnd"/>
-            <w:r>
-              <w:rPr>
-                <w:sz w:val="20"/>
-              </w:rPr>
-              <w:t xml:space="preserve"> 50%</w:t>
+              <w:t>Предоплата 50%</w:t>
             </w:r>
           </w:p>
         </w:tc>
@@ -2198,7 +1843,6 @@
         </w:rPr>
         <w:t xml:space="preserve"> </w:t>
       </w:r>
-      <w:proofErr w:type="gramStart"/>
       <w:r>
         <w:rPr>
           <w:sz w:val="18"/>
@@ -2213,7 +1857,6 @@
         </w:rPr>
         <w:t>number</w:t>
       </w:r>
-      <w:proofErr w:type="gramEnd"/>
       <w:r>
         <w:rPr>
           <w:sz w:val="18"/>
@@ -2228,7 +1871,6 @@
         </w:rPr>
         <w:t xml:space="preserve"> от </w:t>
       </w:r>
-      <w:proofErr w:type="gramStart"/>
       <w:r>
         <w:rPr>
           <w:sz w:val="18"/>
@@ -2243,7 +1885,6 @@
         </w:rPr>
         <w:t>date</w:t>
       </w:r>
-      <w:proofErr w:type="gramEnd"/>
       <w:r>
         <w:rPr>
           <w:sz w:val="18"/>
@@ -2251,7 +1892,6 @@
         </w:rPr>
         <w:t>_</w:t>
       </w:r>
-      <w:proofErr w:type="gramStart"/>
       <w:r>
         <w:rPr>
           <w:sz w:val="18"/>
@@ -2264,15 +1904,7 @@
           <w:sz w:val="18"/>
           <w:lang w:val="ru-RU"/>
         </w:rPr>
-        <w:t xml:space="preserve"> }</w:t>
-      </w:r>
-      <w:proofErr w:type="gramEnd"/>
-      <w:r>
-        <w:rPr>
-          <w:sz w:val="18"/>
-          <w:lang w:val="ru-RU"/>
-        </w:rPr>
-        <w:t xml:space="preserve">} </w:t>
+        <w:t xml:space="preserve"> }} </w:t>
       </w:r>
       <w:r>
         <w:rPr>
@@ -2317,21 +1949,7 @@
         <w:rPr>
           <w:lang w:val="ru-RU"/>
         </w:rPr>
-        <w:t xml:space="preserve">1 </w:t>
-      </w:r>
-      <w:proofErr w:type="gramStart"/>
-      <w:r>
-        <w:rPr>
-          <w:lang w:val="ru-RU"/>
-        </w:rPr>
-        <w:t>к нему</w:t>
-      </w:r>
-      <w:proofErr w:type="gramEnd"/>
-      <w:r>
-        <w:rPr>
-          <w:lang w:val="ru-RU"/>
-        </w:rPr>
-        <w:t xml:space="preserve"> которое является неотъемлемой частью настоящего договора.    </w:t>
+        <w:t xml:space="preserve">1 к нему которое является неотъемлемой частью настоящего договора.    </w:t>
       </w:r>
     </w:p>
     <w:p>
@@ -2385,14 +2003,7 @@
         <w:rPr>
           <w:lang w:val="ru-RU"/>
         </w:rPr>
-        <w:t xml:space="preserve">Договор заключается на условиях авансового платежа </w:t>
-      </w:r>
-      <w:proofErr w:type="gramStart"/>
-      <w:r>
-        <w:rPr>
-          <w:lang w:val="ru-RU"/>
-        </w:rPr>
-        <w:t xml:space="preserve">в </w:t>
+        <w:t xml:space="preserve">Договор заключается на условиях авансового платежа в </w:t>
       </w:r>
       <w:r>
         <w:rPr>
@@ -2412,14 +2023,12 @@
         </w:rPr>
         <w:t>half</w:t>
       </w:r>
-      <w:proofErr w:type="gramEnd"/>
       <w:r>
         <w:rPr>
           <w:lang w:val="ru-RU"/>
         </w:rPr>
         <w:t>_</w:t>
       </w:r>
-      <w:proofErr w:type="gramStart"/>
       <w:r>
         <w:rPr>
           <w:lang w:val="en-GB"/>
@@ -2430,14 +2039,7 @@
         <w:rPr>
           <w:lang w:val="ru-RU"/>
         </w:rPr>
-        <w:t xml:space="preserve"> }</w:t>
-      </w:r>
-      <w:proofErr w:type="gramEnd"/>
-      <w:r>
-        <w:rPr>
-          <w:lang w:val="ru-RU"/>
-        </w:rPr>
-        <w:t>}</w:t>
+        <w:t xml:space="preserve"> }}</w:t>
       </w:r>
       <w:r>
         <w:rPr>
@@ -2476,7 +2078,6 @@
         </w:rPr>
         <w:t xml:space="preserve"> </w:t>
       </w:r>
-      <w:proofErr w:type="gramStart"/>
       <w:r>
         <w:rPr>
           <w:lang w:val="ru-RU"/>
@@ -2489,14 +2090,12 @@
         </w:rPr>
         <w:t>half</w:t>
       </w:r>
-      <w:proofErr w:type="gramEnd"/>
       <w:r>
         <w:rPr>
           <w:lang w:val="ru-RU"/>
         </w:rPr>
         <w:t>_</w:t>
       </w:r>
-      <w:proofErr w:type="gramStart"/>
       <w:r>
         <w:rPr>
           <w:lang w:val="en-GB"/>
@@ -2507,14 +2106,7 @@
         <w:rPr>
           <w:lang w:val="ru-RU"/>
         </w:rPr>
-        <w:t xml:space="preserve"> }</w:t>
-      </w:r>
-      <w:proofErr w:type="gramEnd"/>
-      <w:r>
-        <w:rPr>
-          <w:lang w:val="ru-RU"/>
-        </w:rPr>
-        <w:t>}</w:t>
+        <w:t xml:space="preserve"> }}</w:t>
       </w:r>
       <w:r>
         <w:rPr>
@@ -2731,61 +2323,8 @@
         </w:rPr>
         <w:t xml:space="preserve">Образование зазоров в связи с перепадом высот потолков и плов, не ровных углов стен и прочее, в помещение монтажа не является браком. </w:t>
       </w:r>
-      <w:proofErr w:type="spellStart"/>
-      <w:r>
-        <w:t>Если</w:t>
-      </w:r>
-      <w:proofErr w:type="spellEnd"/>
-      <w:r>
-        <w:t xml:space="preserve"> </w:t>
-      </w:r>
-      <w:proofErr w:type="spellStart"/>
-      <w:r>
-        <w:t>устранение</w:t>
-      </w:r>
-      <w:proofErr w:type="spellEnd"/>
-      <w:r>
-        <w:t xml:space="preserve"> </w:t>
-      </w:r>
-      <w:proofErr w:type="spellStart"/>
-      <w:r>
-        <w:t>данных</w:t>
-      </w:r>
-      <w:proofErr w:type="spellEnd"/>
-      <w:r>
-        <w:t xml:space="preserve"> </w:t>
-      </w:r>
-      <w:proofErr w:type="spellStart"/>
-      <w:r>
-        <w:t>зазоров</w:t>
-      </w:r>
-      <w:proofErr w:type="spellEnd"/>
-      <w:r>
-        <w:t xml:space="preserve"> </w:t>
-      </w:r>
-      <w:proofErr w:type="spellStart"/>
-      <w:r>
-        <w:t>не</w:t>
-      </w:r>
-      <w:proofErr w:type="spellEnd"/>
-      <w:r>
-        <w:t xml:space="preserve"> </w:t>
-      </w:r>
-      <w:proofErr w:type="spellStart"/>
-      <w:r>
-        <w:t>предусмотрены</w:t>
-      </w:r>
-      <w:proofErr w:type="spellEnd"/>
-      <w:r>
-        <w:t xml:space="preserve"> </w:t>
-      </w:r>
-      <w:proofErr w:type="spellStart"/>
-      <w:r>
-        <w:t>договором</w:t>
-      </w:r>
-      <w:proofErr w:type="spellEnd"/>
-      <w:r>
-        <w:t xml:space="preserve">.    </w:t>
+      <w:r>
+        <w:t xml:space="preserve">Если устранение данных зазоров не предусмотрены договором.    </w:t>
       </w:r>
     </w:p>
     <w:p>
@@ -2802,53 +2341,8 @@
         </w:rPr>
         <w:t xml:space="preserve">Устранение зазоров причиной которых являются перепады высот потолков и плов, не ровных углов стен в помещение монтажа и прочее после окончания монтажа является дополнительно работой и оплачивается в размере, предварительно согласованном между исполнителем и заказчиком. </w:t>
       </w:r>
-      <w:proofErr w:type="spellStart"/>
-      <w:r>
-        <w:t>Не</w:t>
-      </w:r>
-      <w:proofErr w:type="spellEnd"/>
-      <w:r>
-        <w:t xml:space="preserve"> </w:t>
-      </w:r>
-      <w:proofErr w:type="spellStart"/>
-      <w:r>
-        <w:t>все</w:t>
-      </w:r>
-      <w:proofErr w:type="spellEnd"/>
-      <w:r>
-        <w:t xml:space="preserve"> </w:t>
-      </w:r>
-      <w:proofErr w:type="spellStart"/>
-      <w:r>
-        <w:t>зазоры</w:t>
-      </w:r>
-      <w:proofErr w:type="spellEnd"/>
-      <w:r>
-        <w:t xml:space="preserve"> </w:t>
-      </w:r>
-      <w:proofErr w:type="spellStart"/>
-      <w:r>
-        <w:t>возможно</w:t>
-      </w:r>
-      <w:proofErr w:type="spellEnd"/>
-      <w:r>
-        <w:t xml:space="preserve"> </w:t>
-      </w:r>
-      <w:proofErr w:type="spellStart"/>
-      <w:r>
-        <w:t>технически</w:t>
-      </w:r>
-      <w:proofErr w:type="spellEnd"/>
-      <w:r>
-        <w:t xml:space="preserve"> </w:t>
-      </w:r>
-      <w:proofErr w:type="spellStart"/>
-      <w:r>
-        <w:t>устранить</w:t>
-      </w:r>
-      <w:proofErr w:type="spellEnd"/>
-      <w:r>
-        <w:t xml:space="preserve">.    </w:t>
+      <w:r>
+        <w:t xml:space="preserve">Не все зазоры возможно технически устранить.    </w:t>
       </w:r>
     </w:p>
     <w:p>
@@ -2957,53 +2451,8 @@
         </w:rPr>
         <w:t xml:space="preserve">В случае нарушения сроков изготовления, предусмотренных данным Договором, Поставщик уплачивает Покупателю неустойку в размере 0,1% (одной десятой процента) от стоимости недопоставленной части или некачественного Изделия за каждый день просрочки, но не более 10% (десяти процентов) от стоимости недопоставленной части или некачественного Изделия по Договору. </w:t>
       </w:r>
-      <w:proofErr w:type="spellStart"/>
-      <w:r>
-        <w:t>Неустойка</w:t>
-      </w:r>
-      <w:proofErr w:type="spellEnd"/>
-      <w:r>
-        <w:t xml:space="preserve"> </w:t>
-      </w:r>
-      <w:proofErr w:type="spellStart"/>
-      <w:r>
-        <w:t>начисляется</w:t>
-      </w:r>
-      <w:proofErr w:type="spellEnd"/>
-      <w:r>
-        <w:t xml:space="preserve"> </w:t>
-      </w:r>
-      <w:proofErr w:type="spellStart"/>
-      <w:r>
-        <w:t>путем</w:t>
-      </w:r>
-      <w:proofErr w:type="spellEnd"/>
-      <w:r>
-        <w:t xml:space="preserve"> </w:t>
-      </w:r>
-      <w:proofErr w:type="spellStart"/>
-      <w:r>
-        <w:t>предъявления</w:t>
-      </w:r>
-      <w:proofErr w:type="spellEnd"/>
-      <w:r>
-        <w:t xml:space="preserve"> </w:t>
-      </w:r>
-      <w:proofErr w:type="spellStart"/>
-      <w:r>
-        <w:t>письменной</w:t>
-      </w:r>
-      <w:proofErr w:type="spellEnd"/>
-      <w:r>
-        <w:t xml:space="preserve"> </w:t>
-      </w:r>
-      <w:proofErr w:type="spellStart"/>
-      <w:r>
-        <w:t>претензии</w:t>
-      </w:r>
-      <w:proofErr w:type="spellEnd"/>
-      <w:r>
-        <w:t xml:space="preserve">. </w:t>
+      <w:r>
+        <w:t xml:space="preserve">Неустойка начисляется путем предъявления письменной претензии. </w:t>
       </w:r>
     </w:p>
     <w:p>
@@ -3042,25 +2491,6 @@
           <w:lang w:val="ru-RU"/>
         </w:rPr>
         <w:t xml:space="preserve">Документы, направляемые с указанных адресов либо телефонов Сторон, считаются подписанными простой электронной подписью. Стороны подтверждают получение писем и сообщений путем ответа на них с указанных адресов либо телефонов. </w:t>
-      </w:r>
-    </w:p>
-    <w:p>
-      <w:pPr>
-        <w:numPr>
-          <w:ilvl w:val="0"/>
-          <w:numId w:val="1"/>
-        </w:numPr>
-        <w:spacing w:after="1"/>
-        <w:ind w:right="495"/>
-        <w:rPr>
-          <w:lang w:val="ru-RU"/>
-        </w:rPr>
-      </w:pPr>
-      <w:r>
-        <w:rPr>
-          <w:lang w:val="ru-RU"/>
-        </w:rPr>
-        <w:t xml:space="preserve">Стороны признают юридическую силу за электронными письмами и сообщениями в мессенджере, а также отправленными и полученными по указанным адресам и телефонам образами (изображениями) подписанными документами и признают их равнозначными документам на бумажных носителях, подписанным собственноручной подписью. </w:t>
       </w:r>
     </w:p>
     <w:p>
@@ -3146,33 +2576,11 @@
           <w:lang w:val="ru-RU"/>
         </w:rPr>
       </w:pPr>
-      <w:proofErr w:type="gramStart"/>
-      <w:r>
-        <w:rPr>
-          <w:lang w:val="ru-RU"/>
-        </w:rPr>
-        <w:t xml:space="preserve">Исполнитель:   </w:t>
-      </w:r>
-      <w:proofErr w:type="gramEnd"/>
-      <w:r>
-        <w:rPr>
-          <w:lang w:val="ru-RU"/>
-        </w:rPr>
-        <w:t xml:space="preserve">  _________________</w:t>
-      </w:r>
-      <w:proofErr w:type="gramStart"/>
-      <w:r>
-        <w:rPr>
-          <w:lang w:val="ru-RU"/>
-        </w:rPr>
-        <w:t>_  /</w:t>
-      </w:r>
-      <w:proofErr w:type="gramEnd"/>
-      <w:r>
-        <w:rPr>
-          <w:lang w:val="ru-RU"/>
-        </w:rPr>
-        <w:t xml:space="preserve"> </w:t>
+      <w:r>
+        <w:rPr>
+          <w:lang w:val="ru-RU"/>
+        </w:rPr>
+        <w:t xml:space="preserve">Исполнитель:     __________________  / </w:t>
       </w:r>
       <w:r>
         <w:rPr>
@@ -3193,21 +2601,7 @@
         <w:rPr>
           <w:lang w:val="ru-RU"/>
         </w:rPr>
-        <w:t xml:space="preserve">/                                                       </w:t>
-      </w:r>
-      <w:proofErr w:type="gramStart"/>
-      <w:r>
-        <w:rPr>
-          <w:lang w:val="ru-RU"/>
-        </w:rPr>
-        <w:t xml:space="preserve">Заказчик:   </w:t>
-      </w:r>
-      <w:proofErr w:type="gramEnd"/>
-      <w:r>
-        <w:rPr>
-          <w:lang w:val="ru-RU"/>
-        </w:rPr>
-        <w:t>_______________</w:t>
+        <w:t>/                                                       Заказчик:   _______________</w:t>
       </w:r>
       <w:r>
         <w:rPr>

--- a/docs/template_invoice_veng.docx
+++ b/docs/template_invoice_veng.docx
@@ -1256,8 +1256,8 @@
     <w:tbl>
       <w:tblPr>
         <w:tblStyle w:val="TableGrid"/>
-        <w:tblW w:w="10354" w:type="dxa"/>
-        <w:tblInd w:w="287" w:type="dxa"/>
+        <w:tblW w:w="10116" w:type="dxa"/>
+        <w:tblInd w:w="-8" w:type="dxa"/>
         <w:tblCellMar>
           <w:top w:w="43" w:type="dxa"/>
           <w:left w:w="111" w:type="dxa"/>
@@ -1266,18 +1266,19 @@
         <w:tblLook w:val="04A0" w:firstRow="1" w:lastRow="0" w:firstColumn="1" w:lastColumn="0" w:noHBand="0" w:noVBand="1"/>
       </w:tblPr>
       <w:tblGrid>
-        <w:gridCol w:w="6746"/>
-        <w:gridCol w:w="910"/>
-        <w:gridCol w:w="1405"/>
-        <w:gridCol w:w="1293"/>
+        <w:gridCol w:w="1086"/>
+        <w:gridCol w:w="5557"/>
+        <w:gridCol w:w="1291"/>
+        <w:gridCol w:w="1054"/>
+        <w:gridCol w:w="1128"/>
       </w:tblGrid>
       <w:tr>
         <w:trPr>
-          <w:trHeight w:val="282"/>
+          <w:trHeight w:val="274"/>
         </w:trPr>
         <w:tc>
           <w:tcPr>
-            <w:tcW w:w="6746" w:type="dxa"/>
+            <w:tcW w:w="704" w:type="dxa"/>
             <w:tcBorders>
               <w:top w:val="single" w:sz="6" w:space="0" w:color="000000"/>
               <w:left w:val="single" w:sz="6" w:space="0" w:color="000000"/>
@@ -1290,11 +1291,42 @@
             <w:pPr>
               <w:spacing w:after="0" w:line="259" w:lineRule="auto"/>
               <w:ind w:left="8" w:firstLine="0"/>
-            </w:pPr>
-            <w:r>
               <w:rPr>
                 <w:rFonts w:ascii="Segoe UI" w:eastAsia="Segoe UI" w:hAnsi="Segoe UI" w:cs="Segoe UI"/>
                 <w:sz w:val="20"/>
+                <w:lang w:val="ru-RU"/>
+              </w:rPr>
+            </w:pPr>
+            <w:r>
+              <w:rPr>
+                <w:rFonts w:ascii="Segoe UI" w:eastAsia="Segoe UI" w:hAnsi="Segoe UI" w:cs="Segoe UI"/>
+                <w:sz w:val="20"/>
+                <w:lang w:val="ru-RU"/>
+              </w:rPr>
+              <w:t>№</w:t>
+            </w:r>
+          </w:p>
+        </w:tc>
+        <w:tc>
+          <w:tcPr>
+            <w:tcW w:w="5907" w:type="dxa"/>
+            <w:tcBorders>
+              <w:top w:val="single" w:sz="6" w:space="0" w:color="000000"/>
+              <w:left w:val="single" w:sz="6" w:space="0" w:color="000000"/>
+              <w:bottom w:val="single" w:sz="6" w:space="0" w:color="000000"/>
+              <w:right w:val="single" w:sz="6" w:space="0" w:color="000000"/>
+            </w:tcBorders>
+            <w:shd w:val="clear" w:color="auto" w:fill="E2EFDA"/>
+          </w:tcPr>
+          <w:p>
+            <w:pPr>
+              <w:spacing w:after="0" w:line="259" w:lineRule="auto"/>
+              <w:ind w:left="8" w:firstLine="0"/>
+            </w:pPr>
+            <w:r>
+              <w:rPr>
+                <w:rFonts w:ascii="Segoe UI" w:eastAsia="Segoe UI" w:hAnsi="Segoe UI" w:cs="Segoe UI"/>
+                <w:sz w:val="20"/>
               </w:rPr>
               <w:t xml:space="preserve">Наименование </w:t>
             </w:r>
@@ -1302,7 +1334,7 @@
         </w:tc>
         <w:tc>
           <w:tcPr>
-            <w:tcW w:w="910" w:type="dxa"/>
+            <w:tcW w:w="1327" w:type="dxa"/>
             <w:tcBorders>
               <w:top w:val="single" w:sz="6" w:space="0" w:color="000000"/>
               <w:left w:val="single" w:sz="6" w:space="0" w:color="000000"/>
@@ -1325,7 +1357,7 @@
         </w:tc>
         <w:tc>
           <w:tcPr>
-            <w:tcW w:w="1405" w:type="dxa"/>
+            <w:tcW w:w="1054" w:type="dxa"/>
             <w:tcBorders>
               <w:top w:val="single" w:sz="6" w:space="0" w:color="000000"/>
               <w:left w:val="single" w:sz="6" w:space="0" w:color="000000"/>
@@ -1348,7 +1380,7 @@
         </w:tc>
         <w:tc>
           <w:tcPr>
-            <w:tcW w:w="1293" w:type="dxa"/>
+            <w:tcW w:w="1124" w:type="dxa"/>
             <w:tcBorders>
               <w:top w:val="single" w:sz="6" w:space="0" w:color="000000"/>
               <w:left w:val="single" w:sz="6" w:space="0" w:color="000000"/>
@@ -1372,11 +1404,11 @@
       </w:tr>
       <w:tr>
         <w:trPr>
-          <w:trHeight w:val="172"/>
+          <w:trHeight w:val="167"/>
         </w:trPr>
         <w:tc>
           <w:tcPr>
-            <w:tcW w:w="6746" w:type="dxa"/>
+            <w:tcW w:w="704" w:type="dxa"/>
             <w:tcBorders>
               <w:top w:val="single" w:sz="6" w:space="0" w:color="000000"/>
               <w:left w:val="single" w:sz="6" w:space="0" w:color="000000"/>
@@ -1398,7 +1430,42 @@
                 <w:sz w:val="20"/>
                 <w:szCs w:val="20"/>
               </w:rPr>
-              <w:t>{% for item in items %}{{ item.name }}</w:t>
+              <w:t>{% for item in items %}</w:t>
+            </w:r>
+            <w:r>
+              <w:rPr>
+                <w:sz w:val="20"/>
+                <w:szCs w:val="20"/>
+              </w:rPr>
+              <w:t>{{ loop.index }}</w:t>
+            </w:r>
+          </w:p>
+        </w:tc>
+        <w:tc>
+          <w:tcPr>
+            <w:tcW w:w="5907" w:type="dxa"/>
+            <w:tcBorders>
+              <w:top w:val="single" w:sz="6" w:space="0" w:color="000000"/>
+              <w:left w:val="single" w:sz="6" w:space="0" w:color="000000"/>
+              <w:bottom w:val="single" w:sz="6" w:space="0" w:color="000000"/>
+              <w:right w:val="single" w:sz="6" w:space="0" w:color="000000"/>
+            </w:tcBorders>
+          </w:tcPr>
+          <w:p>
+            <w:pPr>
+              <w:spacing w:after="0" w:line="259" w:lineRule="auto"/>
+              <w:ind w:left="8" w:firstLine="0"/>
+              <w:rPr>
+                <w:sz w:val="20"/>
+                <w:szCs w:val="20"/>
+              </w:rPr>
+            </w:pPr>
+            <w:r>
+              <w:rPr>
+                <w:sz w:val="20"/>
+                <w:szCs w:val="20"/>
+              </w:rPr>
+              <w:t>{{ item.name }}</w:t>
             </w:r>
           </w:p>
           <w:p>
@@ -1422,7 +1489,7 @@
         </w:tc>
         <w:tc>
           <w:tcPr>
-            <w:tcW w:w="910" w:type="dxa"/>
+            <w:tcW w:w="1327" w:type="dxa"/>
             <w:tcBorders>
               <w:top w:val="single" w:sz="6" w:space="0" w:color="000000"/>
               <w:left w:val="single" w:sz="6" w:space="0" w:color="000000"/>
@@ -1445,20 +1512,13 @@
                 <w:sz w:val="20"/>
                 <w:szCs w:val="20"/>
               </w:rPr>
-              <w:t>{{ item.qty }}</w:t>
-            </w:r>
-            <w:r>
-              <w:rPr>
-                <w:sz w:val="20"/>
-                <w:szCs w:val="20"/>
-              </w:rPr>
-              <w:t xml:space="preserve"> </w:t>
-            </w:r>
-          </w:p>
-        </w:tc>
-        <w:tc>
-          <w:tcPr>
-            <w:tcW w:w="1405" w:type="dxa"/>
+              <w:t xml:space="preserve">{{ item.qty }} </w:t>
+            </w:r>
+          </w:p>
+        </w:tc>
+        <w:tc>
+          <w:tcPr>
+            <w:tcW w:w="1054" w:type="dxa"/>
             <w:tcBorders>
               <w:top w:val="single" w:sz="6" w:space="0" w:color="000000"/>
               <w:left w:val="single" w:sz="6" w:space="0" w:color="000000"/>
@@ -1488,7 +1548,7 @@
         </w:tc>
         <w:tc>
           <w:tcPr>
-            <w:tcW w:w="1293" w:type="dxa"/>
+            <w:tcW w:w="1124" w:type="dxa"/>
             <w:tcBorders>
               <w:top w:val="single" w:sz="6" w:space="0" w:color="000000"/>
               <w:left w:val="single" w:sz="6" w:space="0" w:color="000000"/>
@@ -1518,11 +1578,11 @@
       </w:tr>
       <w:tr>
         <w:trPr>
-          <w:trHeight w:val="172"/>
+          <w:trHeight w:val="167"/>
         </w:trPr>
         <w:tc>
           <w:tcPr>
-            <w:tcW w:w="6746" w:type="dxa"/>
+            <w:tcW w:w="704" w:type="dxa"/>
             <w:tcBorders>
               <w:top w:val="single" w:sz="6" w:space="0" w:color="000000"/>
               <w:left w:val="single" w:sz="6" w:space="0" w:color="000000"/>
@@ -1540,156 +1600,163 @@
                 <w:lang w:val="ru-RU"/>
               </w:rPr>
             </w:pPr>
-            <w:r>
+          </w:p>
+        </w:tc>
+        <w:tc>
+          <w:tcPr>
+            <w:tcW w:w="5907" w:type="dxa"/>
+            <w:tcBorders>
+              <w:top w:val="single" w:sz="6" w:space="0" w:color="000000"/>
+              <w:left w:val="single" w:sz="6" w:space="0" w:color="000000"/>
+              <w:bottom w:val="single" w:sz="6" w:space="0" w:color="000000"/>
+              <w:right w:val="single" w:sz="6" w:space="0" w:color="000000"/>
+            </w:tcBorders>
+          </w:tcPr>
+          <w:p>
+            <w:pPr>
+              <w:spacing w:line="259" w:lineRule="auto"/>
+              <w:ind w:left="8" w:firstLine="0"/>
               <w:rPr>
                 <w:sz w:val="20"/>
                 <w:szCs w:val="20"/>
                 <w:lang w:val="ru-RU"/>
               </w:rPr>
-              <w:t xml:space="preserve">{% </w:t>
-            </w:r>
-            <w:r>
-              <w:rPr>
-                <w:sz w:val="20"/>
-                <w:szCs w:val="20"/>
-              </w:rPr>
-              <w:t>endfor</w:t>
-            </w:r>
+            </w:pPr>
             <w:r>
               <w:rPr>
                 <w:sz w:val="20"/>
                 <w:szCs w:val="20"/>
                 <w:lang w:val="ru-RU"/>
               </w:rPr>
-              <w:t xml:space="preserve"> %}</w:t>
-            </w:r>
-            <w:r>
-              <w:rPr>
-                <w:sz w:val="23"/>
-                <w:lang w:val="ru-RU"/>
-              </w:rPr>
-              <w:t xml:space="preserve">Срок изготовления: </w:t>
-            </w:r>
-            <w:r>
-              <w:rPr>
-                <w:sz w:val="23"/>
-                <w:lang w:val="ru-RU"/>
-              </w:rPr>
-              <w:t xml:space="preserve">{{ </w:t>
-            </w:r>
-            <w:r>
-              <w:rPr>
-                <w:sz w:val="23"/>
-                <w:lang w:val="en-GB"/>
-              </w:rPr>
-              <w:t>production</w:t>
-            </w:r>
-            <w:r>
-              <w:rPr>
-                <w:sz w:val="23"/>
-                <w:lang w:val="ru-RU"/>
-              </w:rPr>
-              <w:t>_</w:t>
-            </w:r>
-            <w:r>
-              <w:rPr>
-                <w:sz w:val="23"/>
-                <w:lang w:val="en-GB"/>
-              </w:rPr>
-              <w:t>dates</w:t>
-            </w:r>
-            <w:r>
-              <w:rPr>
-                <w:sz w:val="23"/>
-                <w:lang w:val="ru-RU"/>
-              </w:rPr>
-              <w:t xml:space="preserve"> }} </w:t>
-            </w:r>
-            <w:r>
-              <w:rPr>
-                <w:sz w:val="23"/>
-                <w:lang w:val="ru-RU"/>
-              </w:rPr>
-              <w:t>с момента поступления предоплаты</w:t>
-            </w:r>
-            <w:r>
-              <w:rPr>
-                <w:sz w:val="23"/>
-                <w:lang w:val="ru-RU"/>
-              </w:rPr>
-              <w:t xml:space="preserve"> и согласования макета</w:t>
-            </w:r>
-            <w:r>
-              <w:rPr>
-                <w:sz w:val="23"/>
-                <w:lang w:val="ru-RU"/>
-              </w:rPr>
-              <w:t xml:space="preserve">.  </w:t>
+              <w:t xml:space="preserve">{% </w:t>
             </w:r>
             <w:r>
               <w:rPr>
                 <w:sz w:val="20"/>
-                <w:lang w:val="ru-RU"/>
-              </w:rPr>
-              <w:t xml:space="preserve"> </w:t>
-            </w:r>
-          </w:p>
-        </w:tc>
-        <w:tc>
-          <w:tcPr>
-            <w:tcW w:w="910" w:type="dxa"/>
-            <w:tcBorders>
-              <w:top w:val="single" w:sz="6" w:space="0" w:color="000000"/>
-              <w:left w:val="single" w:sz="6" w:space="0" w:color="000000"/>
-              <w:bottom w:val="single" w:sz="6" w:space="0" w:color="000000"/>
-              <w:right w:val="single" w:sz="6" w:space="0" w:color="000000"/>
-            </w:tcBorders>
-            <w:vAlign w:val="center"/>
-          </w:tcPr>
-          <w:p>
-            <w:pPr>
-              <w:spacing w:after="0" w:line="259" w:lineRule="auto"/>
-              <w:ind w:left="0" w:firstLine="0"/>
+                <w:szCs w:val="20"/>
+              </w:rPr>
+              <w:t>endfor</w:t>
+            </w:r>
+            <w:r>
               <w:rPr>
                 <w:sz w:val="20"/>
                 <w:szCs w:val="20"/>
                 <w:lang w:val="ru-RU"/>
               </w:rPr>
-            </w:pPr>
-          </w:p>
-        </w:tc>
-        <w:tc>
-          <w:tcPr>
-            <w:tcW w:w="1405" w:type="dxa"/>
-            <w:tcBorders>
-              <w:top w:val="single" w:sz="6" w:space="0" w:color="000000"/>
-              <w:left w:val="single" w:sz="6" w:space="0" w:color="000000"/>
-              <w:bottom w:val="single" w:sz="6" w:space="0" w:color="000000"/>
-              <w:right w:val="single" w:sz="6" w:space="0" w:color="000000"/>
-            </w:tcBorders>
-            <w:vAlign w:val="bottom"/>
+              <w:t xml:space="preserve"> %}</w:t>
+            </w:r>
+            <w:r>
+              <w:rPr>
+                <w:sz w:val="23"/>
+                <w:lang w:val="ru-RU"/>
+              </w:rPr>
+              <w:t>Срок</w:t>
+            </w:r>
+            <w:r>
+              <w:rPr>
+                <w:sz w:val="23"/>
+                <w:lang w:val="ru-RU"/>
+              </w:rPr>
+              <w:t xml:space="preserve"> </w:t>
+            </w:r>
+            <w:r>
+              <w:rPr>
+                <w:sz w:val="23"/>
+                <w:lang w:val="ru-RU"/>
+              </w:rPr>
+              <w:t>изготовления</w:t>
+            </w:r>
+            <w:r>
+              <w:rPr>
+                <w:sz w:val="23"/>
+                <w:lang w:val="ru-RU"/>
+              </w:rPr>
+              <w:t xml:space="preserve">: {{ </w:t>
+            </w:r>
+            <w:r>
+              <w:rPr>
+                <w:sz w:val="23"/>
+                <w:lang w:val="en-GB"/>
+              </w:rPr>
+              <w:t>production</w:t>
+            </w:r>
+            <w:r>
+              <w:rPr>
+                <w:sz w:val="23"/>
+                <w:lang w:val="ru-RU"/>
+              </w:rPr>
+              <w:t>_</w:t>
+            </w:r>
+            <w:r>
+              <w:rPr>
+                <w:sz w:val="23"/>
+                <w:lang w:val="en-GB"/>
+              </w:rPr>
+              <w:t>dates</w:t>
+            </w:r>
+            <w:r>
+              <w:rPr>
+                <w:sz w:val="23"/>
+                <w:lang w:val="ru-RU"/>
+              </w:rPr>
+              <w:t xml:space="preserve"> }} </w:t>
+            </w:r>
+            <w:r>
+              <w:rPr>
+                <w:sz w:val="23"/>
+                <w:lang w:val="ru-RU"/>
+              </w:rPr>
+              <w:t>с момента поступления предоплаты</w:t>
+            </w:r>
+            <w:r>
+              <w:rPr>
+                <w:sz w:val="23"/>
+                <w:lang w:val="ru-RU"/>
+              </w:rPr>
+              <w:t xml:space="preserve"> и согласования макета</w:t>
+            </w:r>
+            <w:r>
+              <w:rPr>
+                <w:sz w:val="23"/>
+                <w:lang w:val="ru-RU"/>
+              </w:rPr>
+              <w:t xml:space="preserve">.  </w:t>
+            </w:r>
+            <w:r>
+              <w:rPr>
+                <w:sz w:val="20"/>
+                <w:lang w:val="ru-RU"/>
+              </w:rPr>
+              <w:t xml:space="preserve"> </w:t>
+            </w:r>
+          </w:p>
+        </w:tc>
+        <w:tc>
+          <w:tcPr>
+            <w:tcW w:w="1327" w:type="dxa"/>
+            <w:tcBorders>
+              <w:top w:val="single" w:sz="6" w:space="0" w:color="000000"/>
+              <w:left w:val="single" w:sz="6" w:space="0" w:color="000000"/>
+              <w:bottom w:val="single" w:sz="6" w:space="0" w:color="000000"/>
+              <w:right w:val="single" w:sz="6" w:space="0" w:color="000000"/>
+            </w:tcBorders>
+            <w:vAlign w:val="center"/>
           </w:tcPr>
           <w:p>
             <w:pPr>
               <w:spacing w:after="0" w:line="259" w:lineRule="auto"/>
-              <w:ind w:left="2" w:firstLine="0"/>
+              <w:ind w:left="0" w:firstLine="0"/>
               <w:rPr>
                 <w:sz w:val="20"/>
                 <w:szCs w:val="20"/>
                 <w:lang w:val="ru-RU"/>
               </w:rPr>
             </w:pPr>
-            <w:r>
-              <w:rPr>
-                <w:sz w:val="20"/>
-              </w:rPr>
-              <w:t>Итого:</w:t>
-            </w:r>
-          </w:p>
-        </w:tc>
-        <w:tc>
-          <w:tcPr>
-            <w:tcW w:w="1293" w:type="dxa"/>
+          </w:p>
+        </w:tc>
+        <w:tc>
+          <w:tcPr>
+            <w:tcW w:w="1054" w:type="dxa"/>
             <w:tcBorders>
               <w:top w:val="single" w:sz="6" w:space="0" w:color="000000"/>
               <w:left w:val="single" w:sz="6" w:space="0" w:color="000000"/>
@@ -1700,8 +1767,8 @@
           </w:tcPr>
           <w:p>
             <w:pPr>
-              <w:spacing w:after="160" w:line="259" w:lineRule="auto"/>
-              <w:ind w:left="0" w:firstLine="0"/>
+              <w:spacing w:after="0" w:line="259" w:lineRule="auto"/>
+              <w:ind w:left="2" w:firstLine="0"/>
               <w:rPr>
                 <w:sz w:val="20"/>
                 <w:szCs w:val="20"/>
@@ -1710,6 +1777,35 @@
             </w:pPr>
             <w:r>
               <w:rPr>
+                <w:sz w:val="20"/>
+              </w:rPr>
+              <w:t>Итого:</w:t>
+            </w:r>
+          </w:p>
+        </w:tc>
+        <w:tc>
+          <w:tcPr>
+            <w:tcW w:w="1124" w:type="dxa"/>
+            <w:tcBorders>
+              <w:top w:val="single" w:sz="6" w:space="0" w:color="000000"/>
+              <w:left w:val="single" w:sz="6" w:space="0" w:color="000000"/>
+              <w:bottom w:val="single" w:sz="6" w:space="0" w:color="000000"/>
+              <w:right w:val="single" w:sz="6" w:space="0" w:color="000000"/>
+            </w:tcBorders>
+            <w:vAlign w:val="bottom"/>
+          </w:tcPr>
+          <w:p>
+            <w:pPr>
+              <w:spacing w:after="160" w:line="259" w:lineRule="auto"/>
+              <w:ind w:left="0" w:firstLine="0"/>
+              <w:rPr>
+                <w:sz w:val="20"/>
+                <w:szCs w:val="20"/>
+                <w:lang w:val="ru-RU"/>
+              </w:rPr>
+            </w:pPr>
+            <w:r>
+              <w:rPr>
                 <w:sz w:val="22"/>
                 <w:szCs w:val="22"/>
               </w:rPr>
@@ -1720,11 +1816,11 @@
       </w:tr>
       <w:tr>
         <w:trPr>
-          <w:trHeight w:val="330"/>
+          <w:trHeight w:val="321"/>
         </w:trPr>
         <w:tc>
           <w:tcPr>
-            <w:tcW w:w="6746" w:type="dxa"/>
+            <w:tcW w:w="704" w:type="dxa"/>
             <w:tcBorders>
               <w:top w:val="single" w:sz="6" w:space="0" w:color="000000"/>
               <w:left w:val="single" w:sz="6" w:space="0" w:color="000000"/>
@@ -1737,6 +1833,26 @@
               <w:spacing w:after="0" w:line="259" w:lineRule="auto"/>
               <w:ind w:left="8" w:firstLine="0"/>
               <w:rPr>
+                <w:sz w:val="20"/>
+              </w:rPr>
+            </w:pPr>
+          </w:p>
+        </w:tc>
+        <w:tc>
+          <w:tcPr>
+            <w:tcW w:w="5907" w:type="dxa"/>
+            <w:tcBorders>
+              <w:top w:val="single" w:sz="6" w:space="0" w:color="000000"/>
+              <w:left w:val="single" w:sz="6" w:space="0" w:color="000000"/>
+              <w:bottom w:val="single" w:sz="6" w:space="0" w:color="000000"/>
+              <w:right w:val="single" w:sz="6" w:space="0" w:color="000000"/>
+            </w:tcBorders>
+          </w:tcPr>
+          <w:p>
+            <w:pPr>
+              <w:spacing w:after="0" w:line="259" w:lineRule="auto"/>
+              <w:ind w:left="8" w:firstLine="0"/>
+              <w:rPr>
                 <w:lang w:val="ru-RU"/>
               </w:rPr>
             </w:pPr>
@@ -1750,7 +1866,7 @@
         </w:tc>
         <w:tc>
           <w:tcPr>
-            <w:tcW w:w="910" w:type="dxa"/>
+            <w:tcW w:w="1327" w:type="dxa"/>
             <w:tcBorders>
               <w:top w:val="single" w:sz="6" w:space="0" w:color="000000"/>
               <w:left w:val="single" w:sz="6" w:space="0" w:color="000000"/>
@@ -1773,7 +1889,7 @@
         </w:tc>
         <w:tc>
           <w:tcPr>
-            <w:tcW w:w="1405" w:type="dxa"/>
+            <w:tcW w:w="1054" w:type="dxa"/>
             <w:tcBorders>
               <w:top w:val="single" w:sz="6" w:space="0" w:color="000000"/>
               <w:left w:val="single" w:sz="6" w:space="0" w:color="000000"/>
@@ -1791,7 +1907,7 @@
         </w:tc>
         <w:tc>
           <w:tcPr>
-            <w:tcW w:w="1293" w:type="dxa"/>
+            <w:tcW w:w="1124" w:type="dxa"/>
             <w:tcBorders>
               <w:top w:val="single" w:sz="6" w:space="0" w:color="000000"/>
               <w:left w:val="single" w:sz="6" w:space="0" w:color="000000"/>
@@ -1815,6 +1931,16 @@
         </w:tc>
       </w:tr>
     </w:tbl>
+    <w:p>
+      <w:pPr>
+        <w:spacing w:after="0" w:line="259" w:lineRule="auto"/>
+        <w:ind w:left="485" w:hanging="10"/>
+        <w:rPr>
+          <w:sz w:val="18"/>
+          <w:lang w:val="ru-RU"/>
+        </w:rPr>
+      </w:pPr>
+    </w:p>
     <w:p>
       <w:pPr>
         <w:spacing w:after="0" w:line="259" w:lineRule="auto"/>
@@ -2143,6 +2269,7 @@
         <w:rPr>
           <w:lang w:val="ru-RU"/>
         </w:rPr>
+        <w:lastRenderedPageBreak/>
         <w:t xml:space="preserve">Заказчик обязан принять оплаченные услуги лично или через уполномоченного представителя. Приёмка работ Заказчиком осуществляется при предъявлении документа, удостоверяющего личность и/или доверенности, оформленной в установленном порядке.   </w:t>
       </w:r>
     </w:p>
@@ -2161,7 +2288,6 @@
         <w:rPr>
           <w:lang w:val="ru-RU"/>
         </w:rPr>
-        <w:lastRenderedPageBreak/>
         <w:t xml:space="preserve">Подписание Заказчиком или его уполномоченным представителем акта означает согласие Заказчика с качеством оказанных услуг. В случае не подписания акта и не предоставления претензий Заказчиком Исполнителю в течение 3-х дней с момента передачи всей работы заказчику Акты считаться подписанными.    </w:t>
       </w:r>
     </w:p>

--- a/docs/template_invoice_veng.docx
+++ b/docs/template_invoice_veng.docx
@@ -50,7 +50,39 @@
                 <w:rFonts w:ascii="Arial" w:eastAsia="Arial" w:hAnsi="Arial" w:cs="Arial"/>
                 <w:sz w:val="18"/>
               </w:rPr>
-              <w:t>ООО "Банк Точка"</w:t>
+              <w:t>ООО "</w:t>
+            </w:r>
+            <w:proofErr w:type="spellStart"/>
+            <w:r>
+              <w:rPr>
+                <w:rFonts w:ascii="Arial" w:eastAsia="Arial" w:hAnsi="Arial" w:cs="Arial"/>
+                <w:sz w:val="18"/>
+              </w:rPr>
+              <w:t>Банк</w:t>
+            </w:r>
+            <w:proofErr w:type="spellEnd"/>
+            <w:r>
+              <w:rPr>
+                <w:rFonts w:ascii="Arial" w:eastAsia="Arial" w:hAnsi="Arial" w:cs="Arial"/>
+                <w:sz w:val="18"/>
+              </w:rPr>
+              <w:t xml:space="preserve"> </w:t>
+            </w:r>
+            <w:proofErr w:type="spellStart"/>
+            <w:r>
+              <w:rPr>
+                <w:rFonts w:ascii="Arial" w:eastAsia="Arial" w:hAnsi="Arial" w:cs="Arial"/>
+                <w:sz w:val="18"/>
+              </w:rPr>
+              <w:t>Точка</w:t>
+            </w:r>
+            <w:proofErr w:type="spellEnd"/>
+            <w:r>
+              <w:rPr>
+                <w:rFonts w:ascii="Arial" w:eastAsia="Arial" w:hAnsi="Arial" w:cs="Arial"/>
+                <w:sz w:val="18"/>
+              </w:rPr>
+              <w:t>"</w:t>
             </w:r>
             <w:r>
               <w:rPr>
@@ -220,12 +252,21 @@
               <w:spacing w:after="0" w:line="259" w:lineRule="auto"/>
               <w:ind w:left="15" w:firstLine="0"/>
             </w:pPr>
+            <w:proofErr w:type="spellStart"/>
             <w:r>
               <w:rPr>
                 <w:rFonts w:ascii="Arial" w:eastAsia="Arial" w:hAnsi="Arial" w:cs="Arial"/>
                 <w:sz w:val="14"/>
               </w:rPr>
-              <w:t xml:space="preserve">Сч. № </w:t>
+              <w:t>Сч</w:t>
+            </w:r>
+            <w:proofErr w:type="spellEnd"/>
+            <w:r>
+              <w:rPr>
+                <w:rFonts w:ascii="Arial" w:eastAsia="Arial" w:hAnsi="Arial" w:cs="Arial"/>
+                <w:sz w:val="14"/>
+              </w:rPr>
+              <w:t xml:space="preserve">. № </w:t>
             </w:r>
           </w:p>
         </w:tc>
@@ -274,12 +315,37 @@
               <w:spacing w:after="0" w:line="259" w:lineRule="auto"/>
               <w:ind w:left="15" w:firstLine="0"/>
             </w:pPr>
+            <w:proofErr w:type="spellStart"/>
             <w:r>
               <w:rPr>
                 <w:rFonts w:ascii="Arial" w:eastAsia="Arial" w:hAnsi="Arial" w:cs="Arial"/>
                 <w:sz w:val="14"/>
               </w:rPr>
-              <w:t xml:space="preserve">Банк получателя  </w:t>
+              <w:t>Банк</w:t>
+            </w:r>
+            <w:proofErr w:type="spellEnd"/>
+            <w:r>
+              <w:rPr>
+                <w:rFonts w:ascii="Arial" w:eastAsia="Arial" w:hAnsi="Arial" w:cs="Arial"/>
+                <w:sz w:val="14"/>
+              </w:rPr>
+              <w:t xml:space="preserve"> </w:t>
+            </w:r>
+            <w:proofErr w:type="spellStart"/>
+            <w:r>
+              <w:rPr>
+                <w:rFonts w:ascii="Arial" w:eastAsia="Arial" w:hAnsi="Arial" w:cs="Arial"/>
+                <w:sz w:val="14"/>
+              </w:rPr>
+              <w:t>получателя</w:t>
+            </w:r>
+            <w:proofErr w:type="spellEnd"/>
+            <w:r>
+              <w:rPr>
+                <w:rFonts w:ascii="Arial" w:eastAsia="Arial" w:hAnsi="Arial" w:cs="Arial"/>
+                <w:sz w:val="14"/>
+              </w:rPr>
+              <w:t xml:space="preserve">  </w:t>
             </w:r>
           </w:p>
         </w:tc>
@@ -470,12 +536,21 @@
               <w:spacing w:after="0" w:line="259" w:lineRule="auto"/>
               <w:ind w:left="15" w:firstLine="0"/>
             </w:pPr>
+            <w:proofErr w:type="spellStart"/>
             <w:r>
               <w:rPr>
                 <w:rFonts w:ascii="Arial" w:eastAsia="Arial" w:hAnsi="Arial" w:cs="Arial"/>
                 <w:sz w:val="14"/>
               </w:rPr>
-              <w:t xml:space="preserve">Сч. № </w:t>
+              <w:t>Сч</w:t>
+            </w:r>
+            <w:proofErr w:type="spellEnd"/>
+            <w:r>
+              <w:rPr>
+                <w:rFonts w:ascii="Arial" w:eastAsia="Arial" w:hAnsi="Arial" w:cs="Arial"/>
+                <w:sz w:val="14"/>
+              </w:rPr>
+              <w:t xml:space="preserve">. № </w:t>
             </w:r>
           </w:p>
         </w:tc>
@@ -640,12 +715,21 @@
               <w:spacing w:after="0" w:line="259" w:lineRule="auto"/>
               <w:ind w:left="15" w:firstLine="0"/>
             </w:pPr>
+            <w:proofErr w:type="spellStart"/>
             <w:r>
               <w:rPr>
                 <w:rFonts w:ascii="Arial" w:eastAsia="Arial" w:hAnsi="Arial" w:cs="Arial"/>
                 <w:sz w:val="14"/>
               </w:rPr>
-              <w:t xml:space="preserve">Получатель </w:t>
+              <w:t>Получатель</w:t>
+            </w:r>
+            <w:proofErr w:type="spellEnd"/>
+            <w:r>
+              <w:rPr>
+                <w:rFonts w:ascii="Arial" w:eastAsia="Arial" w:hAnsi="Arial" w:cs="Arial"/>
+                <w:sz w:val="14"/>
+              </w:rPr>
+              <w:t xml:space="preserve"> </w:t>
             </w:r>
           </w:p>
         </w:tc>
@@ -850,6 +934,7 @@
         </w:rPr>
         <w:t xml:space="preserve"> (</w:t>
       </w:r>
+      <w:proofErr w:type="spellStart"/>
       <w:r>
         <w:rPr>
           <w:b/>
@@ -857,6 +942,7 @@
         </w:rPr>
         <w:t>PoddonPorject</w:t>
       </w:r>
+      <w:proofErr w:type="spellEnd"/>
       <w:r>
         <w:rPr>
           <w:b/>
@@ -1323,12 +1409,21 @@
               <w:spacing w:after="0" w:line="259" w:lineRule="auto"/>
               <w:ind w:left="8" w:firstLine="0"/>
             </w:pPr>
+            <w:proofErr w:type="spellStart"/>
             <w:r>
               <w:rPr>
                 <w:rFonts w:ascii="Segoe UI" w:eastAsia="Segoe UI" w:hAnsi="Segoe UI" w:cs="Segoe UI"/>
                 <w:sz w:val="20"/>
               </w:rPr>
-              <w:t xml:space="preserve">Наименование </w:t>
+              <w:t>Наименование</w:t>
+            </w:r>
+            <w:proofErr w:type="spellEnd"/>
+            <w:r>
+              <w:rPr>
+                <w:rFonts w:ascii="Segoe UI" w:eastAsia="Segoe UI" w:hAnsi="Segoe UI" w:cs="Segoe UI"/>
+                <w:sz w:val="20"/>
+              </w:rPr>
+              <w:t xml:space="preserve"> </w:t>
             </w:r>
           </w:p>
         </w:tc>
@@ -1347,11 +1442,19 @@
               <w:spacing w:after="0" w:line="259" w:lineRule="auto"/>
               <w:ind w:left="0" w:firstLine="0"/>
             </w:pPr>
-            <w:r>
-              <w:rPr>
-                <w:sz w:val="20"/>
-              </w:rPr>
-              <w:t xml:space="preserve">Шт. </w:t>
+            <w:proofErr w:type="spellStart"/>
+            <w:r>
+              <w:rPr>
+                <w:sz w:val="20"/>
+              </w:rPr>
+              <w:t>Шт</w:t>
+            </w:r>
+            <w:proofErr w:type="spellEnd"/>
+            <w:r>
+              <w:rPr>
+                <w:sz w:val="20"/>
+              </w:rPr>
+              <w:t xml:space="preserve">. </w:t>
             </w:r>
           </w:p>
         </w:tc>
@@ -1370,11 +1473,47 @@
               <w:spacing w:after="0" w:line="259" w:lineRule="auto"/>
               <w:ind w:left="2" w:firstLine="0"/>
             </w:pPr>
-            <w:r>
-              <w:rPr>
-                <w:sz w:val="20"/>
-              </w:rPr>
-              <w:t xml:space="preserve">Цена за Шт. </w:t>
+            <w:proofErr w:type="spellStart"/>
+            <w:r>
+              <w:rPr>
+                <w:sz w:val="20"/>
+              </w:rPr>
+              <w:t>Цена</w:t>
+            </w:r>
+            <w:proofErr w:type="spellEnd"/>
+            <w:r>
+              <w:rPr>
+                <w:sz w:val="20"/>
+              </w:rPr>
+              <w:t xml:space="preserve"> </w:t>
+            </w:r>
+            <w:proofErr w:type="spellStart"/>
+            <w:r>
+              <w:rPr>
+                <w:sz w:val="20"/>
+              </w:rPr>
+              <w:t>за</w:t>
+            </w:r>
+            <w:proofErr w:type="spellEnd"/>
+            <w:r>
+              <w:rPr>
+                <w:sz w:val="20"/>
+              </w:rPr>
+              <w:t xml:space="preserve"> </w:t>
+            </w:r>
+            <w:proofErr w:type="spellStart"/>
+            <w:r>
+              <w:rPr>
+                <w:sz w:val="20"/>
+              </w:rPr>
+              <w:t>Шт</w:t>
+            </w:r>
+            <w:proofErr w:type="spellEnd"/>
+            <w:r>
+              <w:rPr>
+                <w:sz w:val="20"/>
+              </w:rPr>
+              <w:t xml:space="preserve">. </w:t>
             </w:r>
           </w:p>
         </w:tc>
@@ -1393,11 +1532,19 @@
               <w:spacing w:after="0" w:line="259" w:lineRule="auto"/>
               <w:ind w:left="2" w:firstLine="0"/>
             </w:pPr>
-            <w:r>
-              <w:rPr>
-                <w:sz w:val="20"/>
-              </w:rPr>
-              <w:t xml:space="preserve">Сумма </w:t>
+            <w:proofErr w:type="spellStart"/>
+            <w:r>
+              <w:rPr>
+                <w:sz w:val="20"/>
+              </w:rPr>
+              <w:t>Сумма</w:t>
+            </w:r>
+            <w:proofErr w:type="spellEnd"/>
+            <w:r>
+              <w:rPr>
+                <w:sz w:val="20"/>
+              </w:rPr>
+              <w:t xml:space="preserve"> </w:t>
             </w:r>
           </w:p>
         </w:tc>
@@ -1437,7 +1584,23 @@
                 <w:sz w:val="20"/>
                 <w:szCs w:val="20"/>
               </w:rPr>
-              <w:t>{{ loop.index }}</w:t>
+              <w:t xml:space="preserve">{{ </w:t>
+            </w:r>
+            <w:proofErr w:type="spellStart"/>
+            <w:r>
+              <w:rPr>
+                <w:sz w:val="20"/>
+                <w:szCs w:val="20"/>
+              </w:rPr>
+              <w:t>loop.index</w:t>
+            </w:r>
+            <w:proofErr w:type="spellEnd"/>
+            <w:r>
+              <w:rPr>
+                <w:sz w:val="20"/>
+                <w:szCs w:val="20"/>
+              </w:rPr>
+              <w:t xml:space="preserve"> }}</w:t>
             </w:r>
           </w:p>
         </w:tc>
@@ -1483,7 +1646,23 @@
                 <w:sz w:val="20"/>
                 <w:szCs w:val="20"/>
               </w:rPr>
-              <w:t>{{ item.desc }}</w:t>
+              <w:t xml:space="preserve">{{ </w:t>
+            </w:r>
+            <w:proofErr w:type="spellStart"/>
+            <w:r>
+              <w:rPr>
+                <w:sz w:val="20"/>
+                <w:szCs w:val="20"/>
+              </w:rPr>
+              <w:t>item.desc</w:t>
+            </w:r>
+            <w:proofErr w:type="spellEnd"/>
+            <w:r>
+              <w:rPr>
+                <w:sz w:val="20"/>
+                <w:szCs w:val="20"/>
+              </w:rPr>
+              <w:t xml:space="preserve"> }}</w:t>
             </w:r>
           </w:p>
         </w:tc>
@@ -1512,7 +1691,23 @@
                 <w:sz w:val="20"/>
                 <w:szCs w:val="20"/>
               </w:rPr>
-              <w:t xml:space="preserve">{{ item.qty }} </w:t>
+              <w:t xml:space="preserve">{{ </w:t>
+            </w:r>
+            <w:proofErr w:type="spellStart"/>
+            <w:r>
+              <w:rPr>
+                <w:sz w:val="20"/>
+                <w:szCs w:val="20"/>
+              </w:rPr>
+              <w:t>item.qty</w:t>
+            </w:r>
+            <w:proofErr w:type="spellEnd"/>
+            <w:r>
+              <w:rPr>
+                <w:sz w:val="20"/>
+                <w:szCs w:val="20"/>
+              </w:rPr>
+              <w:t xml:space="preserve"> }} </w:t>
             </w:r>
           </w:p>
         </w:tc>
@@ -1542,7 +1737,23 @@
                 <w:sz w:val="20"/>
                 <w:szCs w:val="20"/>
               </w:rPr>
-              <w:t>{{ item.price }}</w:t>
+              <w:t xml:space="preserve">{{ </w:t>
+            </w:r>
+            <w:proofErr w:type="spellStart"/>
+            <w:r>
+              <w:rPr>
+                <w:sz w:val="20"/>
+                <w:szCs w:val="20"/>
+              </w:rPr>
+              <w:t>item.price</w:t>
+            </w:r>
+            <w:proofErr w:type="spellEnd"/>
+            <w:r>
+              <w:rPr>
+                <w:sz w:val="20"/>
+                <w:szCs w:val="20"/>
+              </w:rPr>
+              <w:t xml:space="preserve"> }}</w:t>
             </w:r>
           </w:p>
         </w:tc>
@@ -1571,7 +1782,23 @@
                 <w:sz w:val="20"/>
                 <w:szCs w:val="20"/>
               </w:rPr>
-              <w:t>{{ item.total }}</w:t>
+              <w:t xml:space="preserve">{{ </w:t>
+            </w:r>
+            <w:proofErr w:type="spellStart"/>
+            <w:r>
+              <w:rPr>
+                <w:sz w:val="20"/>
+                <w:szCs w:val="20"/>
+              </w:rPr>
+              <w:t>item.total</w:t>
+            </w:r>
+            <w:proofErr w:type="spellEnd"/>
+            <w:r>
+              <w:rPr>
+                <w:sz w:val="20"/>
+                <w:szCs w:val="20"/>
+              </w:rPr>
+              <w:t xml:space="preserve"> }}</w:t>
             </w:r>
           </w:p>
         </w:tc>
@@ -1600,6 +1827,31 @@
                 <w:lang w:val="ru-RU"/>
               </w:rPr>
             </w:pPr>
+            <w:r>
+              <w:rPr>
+                <w:sz w:val="20"/>
+                <w:szCs w:val="20"/>
+                <w:lang w:val="ru-RU"/>
+              </w:rPr>
+              <w:t xml:space="preserve">{% </w:t>
+            </w:r>
+            <w:proofErr w:type="spellStart"/>
+            <w:r>
+              <w:rPr>
+                <w:sz w:val="20"/>
+                <w:szCs w:val="20"/>
+              </w:rPr>
+              <w:t>endfor</w:t>
+            </w:r>
+            <w:proofErr w:type="spellEnd"/>
+            <w:r>
+              <w:rPr>
+                <w:sz w:val="20"/>
+                <w:szCs w:val="20"/>
+                <w:lang w:val="ru-RU"/>
+              </w:rPr>
+              <w:t xml:space="preserve"> %}</w:t>
+            </w:r>
           </w:p>
         </w:tc>
         <w:tc>
@@ -1624,127 +1876,164 @@
             </w:pPr>
             <w:r>
               <w:rPr>
+                <w:sz w:val="23"/>
+                <w:lang w:val="ru-RU"/>
+              </w:rPr>
+              <w:t>Срок</w:t>
+            </w:r>
+            <w:r>
+              <w:rPr>
+                <w:sz w:val="23"/>
+                <w:lang w:val="ru-RU"/>
+              </w:rPr>
+              <w:t xml:space="preserve"> </w:t>
+            </w:r>
+            <w:r>
+              <w:rPr>
+                <w:sz w:val="23"/>
+                <w:lang w:val="ru-RU"/>
+              </w:rPr>
+              <w:t>изготовления</w:t>
+            </w:r>
+            <w:r>
+              <w:rPr>
+                <w:sz w:val="23"/>
+                <w:lang w:val="ru-RU"/>
+              </w:rPr>
+              <w:t xml:space="preserve">: {{ </w:t>
+            </w:r>
+            <w:r>
+              <w:rPr>
+                <w:sz w:val="23"/>
+                <w:lang w:val="en-GB"/>
+              </w:rPr>
+              <w:t>production</w:t>
+            </w:r>
+            <w:r>
+              <w:rPr>
+                <w:sz w:val="23"/>
+                <w:lang w:val="ru-RU"/>
+              </w:rPr>
+              <w:t>_</w:t>
+            </w:r>
+            <w:r>
+              <w:rPr>
+                <w:sz w:val="23"/>
+                <w:lang w:val="en-GB"/>
+              </w:rPr>
+              <w:t>dates</w:t>
+            </w:r>
+            <w:r>
+              <w:rPr>
+                <w:sz w:val="23"/>
+                <w:lang w:val="ru-RU"/>
+              </w:rPr>
+              <w:t xml:space="preserve"> }} </w:t>
+            </w:r>
+            <w:r>
+              <w:rPr>
+                <w:sz w:val="23"/>
+                <w:lang w:val="ru-RU"/>
+              </w:rPr>
+              <w:t>с момента поступления предоплаты</w:t>
+            </w:r>
+            <w:r>
+              <w:rPr>
+                <w:sz w:val="23"/>
+                <w:lang w:val="ru-RU"/>
+              </w:rPr>
+              <w:t xml:space="preserve"> и согласования макета</w:t>
+            </w:r>
+            <w:r>
+              <w:rPr>
+                <w:sz w:val="23"/>
+                <w:lang w:val="ru-RU"/>
+              </w:rPr>
+              <w:t xml:space="preserve">.  </w:t>
+            </w:r>
+            <w:r>
+              <w:rPr>
+                <w:sz w:val="20"/>
+                <w:lang w:val="ru-RU"/>
+              </w:rPr>
+              <w:t xml:space="preserve"> </w:t>
+            </w:r>
+          </w:p>
+        </w:tc>
+        <w:tc>
+          <w:tcPr>
+            <w:tcW w:w="1327" w:type="dxa"/>
+            <w:tcBorders>
+              <w:top w:val="single" w:sz="6" w:space="0" w:color="000000"/>
+              <w:left w:val="single" w:sz="6" w:space="0" w:color="000000"/>
+              <w:bottom w:val="single" w:sz="6" w:space="0" w:color="000000"/>
+              <w:right w:val="single" w:sz="6" w:space="0" w:color="000000"/>
+            </w:tcBorders>
+            <w:vAlign w:val="center"/>
+          </w:tcPr>
+          <w:p>
+            <w:pPr>
+              <w:spacing w:after="0" w:line="259" w:lineRule="auto"/>
+              <w:ind w:left="0" w:firstLine="0"/>
+              <w:rPr>
                 <w:sz w:val="20"/>
                 <w:szCs w:val="20"/>
                 <w:lang w:val="ru-RU"/>
               </w:rPr>
-              <w:t xml:space="preserve">{% </w:t>
-            </w:r>
-            <w:r>
-              <w:rPr>
-                <w:sz w:val="20"/>
-                <w:szCs w:val="20"/>
-              </w:rPr>
-              <w:t>endfor</w:t>
-            </w:r>
-            <w:r>
+            </w:pPr>
+          </w:p>
+        </w:tc>
+        <w:tc>
+          <w:tcPr>
+            <w:tcW w:w="1054" w:type="dxa"/>
+            <w:tcBorders>
+              <w:top w:val="single" w:sz="6" w:space="0" w:color="000000"/>
+              <w:left w:val="single" w:sz="6" w:space="0" w:color="000000"/>
+              <w:bottom w:val="single" w:sz="6" w:space="0" w:color="000000"/>
+              <w:right w:val="single" w:sz="6" w:space="0" w:color="000000"/>
+            </w:tcBorders>
+            <w:vAlign w:val="bottom"/>
+          </w:tcPr>
+          <w:p>
+            <w:pPr>
+              <w:spacing w:after="0" w:line="259" w:lineRule="auto"/>
+              <w:ind w:left="2" w:firstLine="0"/>
               <w:rPr>
                 <w:sz w:val="20"/>
                 <w:szCs w:val="20"/>
                 <w:lang w:val="ru-RU"/>
               </w:rPr>
-              <w:t xml:space="preserve"> %}</w:t>
-            </w:r>
-            <w:r>
-              <w:rPr>
-                <w:sz w:val="23"/>
-                <w:lang w:val="ru-RU"/>
-              </w:rPr>
-              <w:t>Срок</w:t>
-            </w:r>
-            <w:r>
-              <w:rPr>
-                <w:sz w:val="23"/>
-                <w:lang w:val="ru-RU"/>
-              </w:rPr>
-              <w:t xml:space="preserve"> </w:t>
-            </w:r>
-            <w:r>
-              <w:rPr>
-                <w:sz w:val="23"/>
-                <w:lang w:val="ru-RU"/>
-              </w:rPr>
-              <w:t>изготовления</w:t>
-            </w:r>
-            <w:r>
-              <w:rPr>
-                <w:sz w:val="23"/>
-                <w:lang w:val="ru-RU"/>
-              </w:rPr>
-              <w:t xml:space="preserve">: {{ </w:t>
-            </w:r>
-            <w:r>
-              <w:rPr>
-                <w:sz w:val="23"/>
-                <w:lang w:val="en-GB"/>
-              </w:rPr>
-              <w:t>production</w:t>
-            </w:r>
-            <w:r>
-              <w:rPr>
-                <w:sz w:val="23"/>
-                <w:lang w:val="ru-RU"/>
-              </w:rPr>
-              <w:t>_</w:t>
-            </w:r>
-            <w:r>
-              <w:rPr>
-                <w:sz w:val="23"/>
-                <w:lang w:val="en-GB"/>
-              </w:rPr>
-              <w:t>dates</w:t>
-            </w:r>
-            <w:r>
-              <w:rPr>
-                <w:sz w:val="23"/>
-                <w:lang w:val="ru-RU"/>
-              </w:rPr>
-              <w:t xml:space="preserve"> }} </w:t>
-            </w:r>
-            <w:r>
-              <w:rPr>
-                <w:sz w:val="23"/>
-                <w:lang w:val="ru-RU"/>
-              </w:rPr>
-              <w:t>с момента поступления предоплаты</w:t>
-            </w:r>
-            <w:r>
-              <w:rPr>
-                <w:sz w:val="23"/>
-                <w:lang w:val="ru-RU"/>
-              </w:rPr>
-              <w:t xml:space="preserve"> и согласования макета</w:t>
-            </w:r>
-            <w:r>
-              <w:rPr>
-                <w:sz w:val="23"/>
-                <w:lang w:val="ru-RU"/>
-              </w:rPr>
-              <w:t xml:space="preserve">.  </w:t>
-            </w:r>
-            <w:r>
-              <w:rPr>
-                <w:sz w:val="20"/>
-                <w:lang w:val="ru-RU"/>
-              </w:rPr>
-              <w:t xml:space="preserve"> </w:t>
-            </w:r>
-          </w:p>
-        </w:tc>
-        <w:tc>
-          <w:tcPr>
-            <w:tcW w:w="1327" w:type="dxa"/>
+            </w:pPr>
+            <w:proofErr w:type="spellStart"/>
+            <w:r>
+              <w:rPr>
+                <w:sz w:val="20"/>
+              </w:rPr>
+              <w:t>Итого</w:t>
+            </w:r>
+            <w:proofErr w:type="spellEnd"/>
+            <w:r>
+              <w:rPr>
+                <w:sz w:val="20"/>
+              </w:rPr>
+              <w:t>:</w:t>
+            </w:r>
+          </w:p>
+        </w:tc>
+        <w:tc>
+          <w:tcPr>
+            <w:tcW w:w="1124" w:type="dxa"/>
             <w:tcBorders>
               <w:top w:val="single" w:sz="6" w:space="0" w:color="000000"/>
               <w:left w:val="single" w:sz="6" w:space="0" w:color="000000"/>
               <w:bottom w:val="single" w:sz="6" w:space="0" w:color="000000"/>
               <w:right w:val="single" w:sz="6" w:space="0" w:color="000000"/>
             </w:tcBorders>
-            <w:vAlign w:val="center"/>
-          </w:tcPr>
-          <w:p>
-            <w:pPr>
-              <w:spacing w:after="0" w:line="259" w:lineRule="auto"/>
+            <w:vAlign w:val="bottom"/>
+          </w:tcPr>
+          <w:p>
+            <w:pPr>
+              <w:spacing w:after="160" w:line="259" w:lineRule="auto"/>
               <w:ind w:left="0" w:firstLine="0"/>
               <w:rPr>
                 <w:sz w:val="20"/>
@@ -1752,64 +2041,28 @@
                 <w:lang w:val="ru-RU"/>
               </w:rPr>
             </w:pPr>
-          </w:p>
-        </w:tc>
-        <w:tc>
-          <w:tcPr>
-            <w:tcW w:w="1054" w:type="dxa"/>
-            <w:tcBorders>
-              <w:top w:val="single" w:sz="6" w:space="0" w:color="000000"/>
-              <w:left w:val="single" w:sz="6" w:space="0" w:color="000000"/>
-              <w:bottom w:val="single" w:sz="6" w:space="0" w:color="000000"/>
-              <w:right w:val="single" w:sz="6" w:space="0" w:color="000000"/>
-            </w:tcBorders>
-            <w:vAlign w:val="bottom"/>
-          </w:tcPr>
-          <w:p>
-            <w:pPr>
-              <w:spacing w:after="0" w:line="259" w:lineRule="auto"/>
-              <w:ind w:left="2" w:firstLine="0"/>
-              <w:rPr>
-                <w:sz w:val="20"/>
-                <w:szCs w:val="20"/>
-                <w:lang w:val="ru-RU"/>
-              </w:rPr>
-            </w:pPr>
-            <w:r>
-              <w:rPr>
-                <w:sz w:val="20"/>
-              </w:rPr>
-              <w:t>Итого:</w:t>
-            </w:r>
-          </w:p>
-        </w:tc>
-        <w:tc>
-          <w:tcPr>
-            <w:tcW w:w="1124" w:type="dxa"/>
-            <w:tcBorders>
-              <w:top w:val="single" w:sz="6" w:space="0" w:color="000000"/>
-              <w:left w:val="single" w:sz="6" w:space="0" w:color="000000"/>
-              <w:bottom w:val="single" w:sz="6" w:space="0" w:color="000000"/>
-              <w:right w:val="single" w:sz="6" w:space="0" w:color="000000"/>
-            </w:tcBorders>
-            <w:vAlign w:val="bottom"/>
-          </w:tcPr>
-          <w:p>
-            <w:pPr>
-              <w:spacing w:after="160" w:line="259" w:lineRule="auto"/>
-              <w:ind w:left="0" w:firstLine="0"/>
-              <w:rPr>
-                <w:sz w:val="20"/>
-                <w:szCs w:val="20"/>
-                <w:lang w:val="ru-RU"/>
-              </w:rPr>
-            </w:pPr>
             <w:r>
               <w:rPr>
                 <w:sz w:val="22"/>
                 <w:szCs w:val="22"/>
               </w:rPr>
-              <w:t>{{ total_sum }}</w:t>
+              <w:t xml:space="preserve">{{ </w:t>
+            </w:r>
+            <w:proofErr w:type="spellStart"/>
+            <w:r>
+              <w:rPr>
+                <w:sz w:val="22"/>
+                <w:szCs w:val="22"/>
+              </w:rPr>
+              <w:t>total_sum</w:t>
+            </w:r>
+            <w:proofErr w:type="spellEnd"/>
+            <w:r>
+              <w:rPr>
+                <w:sz w:val="22"/>
+                <w:szCs w:val="22"/>
+              </w:rPr>
+              <w:t xml:space="preserve"> }}</w:t>
             </w:r>
           </w:p>
         </w:tc>
@@ -1856,11 +2109,19 @@
                 <w:lang w:val="ru-RU"/>
               </w:rPr>
             </w:pPr>
-            <w:r>
-              <w:rPr>
-                <w:sz w:val="20"/>
-              </w:rPr>
-              <w:t>Предоплата 50%</w:t>
+            <w:proofErr w:type="spellStart"/>
+            <w:r>
+              <w:rPr>
+                <w:sz w:val="20"/>
+              </w:rPr>
+              <w:t>Предоплата</w:t>
+            </w:r>
+            <w:proofErr w:type="spellEnd"/>
+            <w:r>
+              <w:rPr>
+                <w:sz w:val="20"/>
+              </w:rPr>
+              <w:t xml:space="preserve"> 50%</w:t>
             </w:r>
           </w:p>
         </w:tc>
@@ -2449,8 +2710,61 @@
         </w:rPr>
         <w:t xml:space="preserve">Образование зазоров в связи с перепадом высот потолков и плов, не ровных углов стен и прочее, в помещение монтажа не является браком. </w:t>
       </w:r>
-      <w:r>
-        <w:t xml:space="preserve">Если устранение данных зазоров не предусмотрены договором.    </w:t>
+      <w:proofErr w:type="spellStart"/>
+      <w:r>
+        <w:t>Если</w:t>
+      </w:r>
+      <w:proofErr w:type="spellEnd"/>
+      <w:r>
+        <w:t xml:space="preserve"> </w:t>
+      </w:r>
+      <w:proofErr w:type="spellStart"/>
+      <w:r>
+        <w:t>устранение</w:t>
+      </w:r>
+      <w:proofErr w:type="spellEnd"/>
+      <w:r>
+        <w:t xml:space="preserve"> </w:t>
+      </w:r>
+      <w:proofErr w:type="spellStart"/>
+      <w:r>
+        <w:t>данных</w:t>
+      </w:r>
+      <w:proofErr w:type="spellEnd"/>
+      <w:r>
+        <w:t xml:space="preserve"> </w:t>
+      </w:r>
+      <w:proofErr w:type="spellStart"/>
+      <w:r>
+        <w:t>зазоров</w:t>
+      </w:r>
+      <w:proofErr w:type="spellEnd"/>
+      <w:r>
+        <w:t xml:space="preserve"> </w:t>
+      </w:r>
+      <w:proofErr w:type="spellStart"/>
+      <w:r>
+        <w:t>не</w:t>
+      </w:r>
+      <w:proofErr w:type="spellEnd"/>
+      <w:r>
+        <w:t xml:space="preserve"> </w:t>
+      </w:r>
+      <w:proofErr w:type="spellStart"/>
+      <w:r>
+        <w:t>предусмотрены</w:t>
+      </w:r>
+      <w:proofErr w:type="spellEnd"/>
+      <w:r>
+        <w:t xml:space="preserve"> </w:t>
+      </w:r>
+      <w:proofErr w:type="spellStart"/>
+      <w:r>
+        <w:t>договором</w:t>
+      </w:r>
+      <w:proofErr w:type="spellEnd"/>
+      <w:r>
+        <w:t xml:space="preserve">.    </w:t>
       </w:r>
     </w:p>
     <w:p>
@@ -2467,8 +2781,53 @@
         </w:rPr>
         <w:t xml:space="preserve">Устранение зазоров причиной которых являются перепады высот потолков и плов, не ровных углов стен в помещение монтажа и прочее после окончания монтажа является дополнительно работой и оплачивается в размере, предварительно согласованном между исполнителем и заказчиком. </w:t>
       </w:r>
-      <w:r>
-        <w:t xml:space="preserve">Не все зазоры возможно технически устранить.    </w:t>
+      <w:proofErr w:type="spellStart"/>
+      <w:r>
+        <w:t>Не</w:t>
+      </w:r>
+      <w:proofErr w:type="spellEnd"/>
+      <w:r>
+        <w:t xml:space="preserve"> </w:t>
+      </w:r>
+      <w:proofErr w:type="spellStart"/>
+      <w:r>
+        <w:t>все</w:t>
+      </w:r>
+      <w:proofErr w:type="spellEnd"/>
+      <w:r>
+        <w:t xml:space="preserve"> </w:t>
+      </w:r>
+      <w:proofErr w:type="spellStart"/>
+      <w:r>
+        <w:t>зазоры</w:t>
+      </w:r>
+      <w:proofErr w:type="spellEnd"/>
+      <w:r>
+        <w:t xml:space="preserve"> </w:t>
+      </w:r>
+      <w:proofErr w:type="spellStart"/>
+      <w:r>
+        <w:t>возможно</w:t>
+      </w:r>
+      <w:proofErr w:type="spellEnd"/>
+      <w:r>
+        <w:t xml:space="preserve"> </w:t>
+      </w:r>
+      <w:proofErr w:type="spellStart"/>
+      <w:r>
+        <w:t>технически</w:t>
+      </w:r>
+      <w:proofErr w:type="spellEnd"/>
+      <w:r>
+        <w:t xml:space="preserve"> </w:t>
+      </w:r>
+      <w:proofErr w:type="spellStart"/>
+      <w:r>
+        <w:t>устранить</w:t>
+      </w:r>
+      <w:proofErr w:type="spellEnd"/>
+      <w:r>
+        <w:t xml:space="preserve">.    </w:t>
       </w:r>
     </w:p>
     <w:p>
@@ -2577,8 +2936,53 @@
         </w:rPr>
         <w:t xml:space="preserve">В случае нарушения сроков изготовления, предусмотренных данным Договором, Поставщик уплачивает Покупателю неустойку в размере 0,1% (одной десятой процента) от стоимости недопоставленной части или некачественного Изделия за каждый день просрочки, но не более 10% (десяти процентов) от стоимости недопоставленной части или некачественного Изделия по Договору. </w:t>
       </w:r>
-      <w:r>
-        <w:t xml:space="preserve">Неустойка начисляется путем предъявления письменной претензии. </w:t>
+      <w:proofErr w:type="spellStart"/>
+      <w:r>
+        <w:t>Неустойка</w:t>
+      </w:r>
+      <w:proofErr w:type="spellEnd"/>
+      <w:r>
+        <w:t xml:space="preserve"> </w:t>
+      </w:r>
+      <w:proofErr w:type="spellStart"/>
+      <w:r>
+        <w:t>начисляется</w:t>
+      </w:r>
+      <w:proofErr w:type="spellEnd"/>
+      <w:r>
+        <w:t xml:space="preserve"> </w:t>
+      </w:r>
+      <w:proofErr w:type="spellStart"/>
+      <w:r>
+        <w:t>путем</w:t>
+      </w:r>
+      <w:proofErr w:type="spellEnd"/>
+      <w:r>
+        <w:t xml:space="preserve"> </w:t>
+      </w:r>
+      <w:proofErr w:type="spellStart"/>
+      <w:r>
+        <w:t>предъявления</w:t>
+      </w:r>
+      <w:proofErr w:type="spellEnd"/>
+      <w:r>
+        <w:t xml:space="preserve"> </w:t>
+      </w:r>
+      <w:proofErr w:type="spellStart"/>
+      <w:r>
+        <w:t>письменной</w:t>
+      </w:r>
+      <w:proofErr w:type="spellEnd"/>
+      <w:r>
+        <w:t xml:space="preserve"> </w:t>
+      </w:r>
+      <w:proofErr w:type="spellStart"/>
+      <w:r>
+        <w:t>претензии</w:t>
+      </w:r>
+      <w:proofErr w:type="spellEnd"/>
+      <w:r>
+        <w:t xml:space="preserve">. </w:t>
       </w:r>
     </w:p>
     <w:p>
